--- a/r2-sme-packet-generator/outputs/HR_R2_SME_Review_Packet_Benefits_Leave_Benefits_Administration.docx
+++ b/r2-sme-packet-generator/outputs/HR_R2_SME_Review_Packet_Benefits_Leave_Benefits_Administration.docx
@@ -1636,7 +1636,7 @@
                 <w:color w:val="1C2722"/>
                 <w:sz w:val="18"/>
               </w:rPr>
-              <w:t>HR Compliance &amp; Workforce Risk</w:t>
+              <w:t>Compensation &amp; Pay Design</w:t>
             </w:r>
           </w:p>
         </w:tc>
@@ -1658,8 +1658,77 @@
                 <w:color w:val="01632D"/>
                 <w:sz w:val="18"/>
               </w:rPr>
-              <w:t>S</w:t>
-            </w:r>
+              <w:t>A</w:t>
+            </w:r>
+          </w:p>
+        </w:tc>
+        <w:tc>
+          <w:tcPr>
+            <w:tcW w:type="dxa" w:w="2520"/>
+            <w:vAlign w:val="center"/>
+          </w:tcPr>
+          <w:p>
+            <w:pPr>
+              <w:spacing w:after="40" w:before="40"/>
+              <w:jc w:val="center"/>
+            </w:pPr>
+          </w:p>
+        </w:tc>
+      </w:tr>
+      <w:tr>
+        <w:tc>
+          <w:tcPr>
+            <w:tcW w:type="dxa" w:w="2520"/>
+            <w:vAlign w:val="center"/>
+          </w:tcPr>
+          <w:p>
+            <w:pPr>
+              <w:spacing w:after="40" w:before="40"/>
+              <w:jc w:val="center"/>
+            </w:pPr>
+            <w:r>
+              <w:rPr>
+                <w:rFonts w:ascii="Arial" w:hAnsi="Arial"/>
+                <w:b w:val="0"/>
+                <w:i w:val="0"/>
+                <w:color w:val="1C2722"/>
+                <w:sz w:val="18"/>
+              </w:rPr>
+              <w:t>03</w:t>
+            </w:r>
+          </w:p>
+        </w:tc>
+        <w:tc>
+          <w:tcPr>
+            <w:tcW w:type="dxa" w:w="2520"/>
+            <w:vAlign w:val="center"/>
+          </w:tcPr>
+          <w:p>
+            <w:pPr>
+              <w:spacing w:after="40" w:before="40"/>
+            </w:pPr>
+            <w:r>
+              <w:rPr>
+                <w:rFonts w:ascii="Arial" w:hAnsi="Arial"/>
+                <w:b/>
+                <w:i w:val="0"/>
+                <w:color w:val="1C2722"/>
+                <w:sz w:val="18"/>
+              </w:rPr>
+              <w:t>Payroll Operations &amp; Compliance</w:t>
+            </w:r>
+          </w:p>
+        </w:tc>
+        <w:tc>
+          <w:tcPr>
+            <w:tcW w:type="dxa" w:w="2520"/>
+            <w:vAlign w:val="center"/>
+          </w:tcPr>
+          <w:p>
+            <w:pPr>
+              <w:spacing w:after="40" w:before="40"/>
+              <w:jc w:val="center"/>
+            </w:pPr>
           </w:p>
         </w:tc>
         <w:tc>
@@ -1680,7 +1749,7 @@
                 <w:color w:val="01632D"/>
                 <w:sz w:val="18"/>
               </w:rPr>
-              <w:t>S</w:t>
+              <w:t>U</w:t>
             </w:r>
           </w:p>
         </w:tc>
@@ -1704,7 +1773,7 @@
                 <w:color w:val="1C2722"/>
                 <w:sz w:val="18"/>
               </w:rPr>
-              <w:t>03</w:t>
+              <w:t>04</w:t>
             </w:r>
           </w:p>
         </w:tc>
@@ -1725,6 +1794,95 @@
                 <w:color w:val="1C2722"/>
                 <w:sz w:val="18"/>
               </w:rPr>
+              <w:t>HR Compliance &amp; Workforce Risk</w:t>
+            </w:r>
+          </w:p>
+        </w:tc>
+        <w:tc>
+          <w:tcPr>
+            <w:tcW w:type="dxa" w:w="2520"/>
+            <w:vAlign w:val="center"/>
+          </w:tcPr>
+          <w:p>
+            <w:pPr>
+              <w:spacing w:after="40" w:before="40"/>
+              <w:jc w:val="center"/>
+            </w:pPr>
+            <w:r>
+              <w:rPr>
+                <w:rFonts w:ascii="Arial" w:hAnsi="Arial"/>
+                <w:b/>
+                <w:i w:val="0"/>
+                <w:color w:val="01632D"/>
+                <w:sz w:val="18"/>
+              </w:rPr>
+              <w:t>S</w:t>
+            </w:r>
+          </w:p>
+        </w:tc>
+        <w:tc>
+          <w:tcPr>
+            <w:tcW w:type="dxa" w:w="2520"/>
+            <w:vAlign w:val="center"/>
+          </w:tcPr>
+          <w:p>
+            <w:pPr>
+              <w:spacing w:after="40" w:before="40"/>
+              <w:jc w:val="center"/>
+            </w:pPr>
+            <w:r>
+              <w:rPr>
+                <w:rFonts w:ascii="Arial" w:hAnsi="Arial"/>
+                <w:b/>
+                <w:i w:val="0"/>
+                <w:color w:val="01632D"/>
+                <w:sz w:val="18"/>
+              </w:rPr>
+              <w:t>S</w:t>
+            </w:r>
+          </w:p>
+        </w:tc>
+      </w:tr>
+      <w:tr>
+        <w:tc>
+          <w:tcPr>
+            <w:tcW w:type="dxa" w:w="2520"/>
+            <w:vAlign w:val="center"/>
+          </w:tcPr>
+          <w:p>
+            <w:pPr>
+              <w:spacing w:after="40" w:before="40"/>
+              <w:jc w:val="center"/>
+            </w:pPr>
+            <w:r>
+              <w:rPr>
+                <w:rFonts w:ascii="Arial" w:hAnsi="Arial"/>
+                <w:b w:val="0"/>
+                <w:i w:val="0"/>
+                <w:color w:val="1C2722"/>
+                <w:sz w:val="18"/>
+              </w:rPr>
+              <w:t>05</w:t>
+            </w:r>
+          </w:p>
+        </w:tc>
+        <w:tc>
+          <w:tcPr>
+            <w:tcW w:type="dxa" w:w="2520"/>
+            <w:vAlign w:val="center"/>
+          </w:tcPr>
+          <w:p>
+            <w:pPr>
+              <w:spacing w:after="40" w:before="40"/>
+            </w:pPr>
+            <w:r>
+              <w:rPr>
+                <w:rFonts w:ascii="Arial" w:hAnsi="Arial"/>
+                <w:b/>
+                <w:i w:val="0"/>
+                <w:color w:val="1C2722"/>
+                <w:sz w:val="18"/>
+              </w:rPr>
               <w:t>HR Service Delivery Excellence</w:t>
             </w:r>
           </w:p>
@@ -1739,6 +1897,105 @@
               <w:spacing w:after="40" w:before="40"/>
               <w:jc w:val="center"/>
             </w:pPr>
+            <w:r>
+              <w:rPr>
+                <w:rFonts w:ascii="Arial" w:hAnsi="Arial"/>
+                <w:b/>
+                <w:i w:val="0"/>
+                <w:color w:val="01632D"/>
+                <w:sz w:val="18"/>
+              </w:rPr>
+              <w:t>C</w:t>
+            </w:r>
+          </w:p>
+        </w:tc>
+        <w:tc>
+          <w:tcPr>
+            <w:tcW w:type="dxa" w:w="2520"/>
+            <w:vAlign w:val="center"/>
+          </w:tcPr>
+          <w:p>
+            <w:pPr>
+              <w:spacing w:after="40" w:before="40"/>
+              <w:jc w:val="center"/>
+            </w:pPr>
+            <w:r>
+              <w:rPr>
+                <w:rFonts w:ascii="Arial" w:hAnsi="Arial"/>
+                <w:b/>
+                <w:i w:val="0"/>
+                <w:color w:val="01632D"/>
+                <w:sz w:val="18"/>
+              </w:rPr>
+              <w:t>U</w:t>
+            </w:r>
+          </w:p>
+        </w:tc>
+      </w:tr>
+      <w:tr>
+        <w:tc>
+          <w:tcPr>
+            <w:tcW w:type="dxa" w:w="2520"/>
+            <w:vAlign w:val="center"/>
+          </w:tcPr>
+          <w:p>
+            <w:pPr>
+              <w:spacing w:after="40" w:before="40"/>
+              <w:jc w:val="center"/>
+            </w:pPr>
+            <w:r>
+              <w:rPr>
+                <w:rFonts w:ascii="Arial" w:hAnsi="Arial"/>
+                <w:b w:val="0"/>
+                <w:i w:val="0"/>
+                <w:color w:val="1C2722"/>
+                <w:sz w:val="18"/>
+              </w:rPr>
+              <w:t>06</w:t>
+            </w:r>
+          </w:p>
+        </w:tc>
+        <w:tc>
+          <w:tcPr>
+            <w:tcW w:type="dxa" w:w="2520"/>
+            <w:vAlign w:val="center"/>
+          </w:tcPr>
+          <w:p>
+            <w:pPr>
+              <w:spacing w:after="40" w:before="40"/>
+            </w:pPr>
+            <w:r>
+              <w:rPr>
+                <w:rFonts w:ascii="Arial" w:hAnsi="Arial"/>
+                <w:b/>
+                <w:i w:val="0"/>
+                <w:color w:val="1C2722"/>
+                <w:sz w:val="18"/>
+              </w:rPr>
+              <w:t>Workforce Analytics &amp; HR Insights</w:t>
+            </w:r>
+          </w:p>
+        </w:tc>
+        <w:tc>
+          <w:tcPr>
+            <w:tcW w:type="dxa" w:w="2520"/>
+            <w:vAlign w:val="center"/>
+          </w:tcPr>
+          <w:p>
+            <w:pPr>
+              <w:spacing w:after="40" w:before="40"/>
+              <w:jc w:val="center"/>
+            </w:pPr>
+            <w:r>
+              <w:rPr>
+                <w:rFonts w:ascii="Arial" w:hAnsi="Arial"/>
+                <w:b/>
+                <w:i w:val="0"/>
+                <w:color w:val="01632D"/>
+                <w:sz w:val="18"/>
+              </w:rPr>
+              <w:t>U</w:t>
+            </w:r>
           </w:p>
         </w:tc>
         <w:tc>
@@ -1792,7 +2049,7 @@
           <w:color w:val="1C2722"/>
           <w:sz w:val="18"/>
         </w:rPr>
-        <w:t>Benefits Program Strategy &amp; Management is shared: Benefits owns design and governance (Levels 3 to 4); Leave &amp; Benefits Administration administers (Levels 1 to 2); the essential functions in each job description separate the levels. Leave &amp; Benefits Administration also carries statutory-operations competencies (the Payroll and HR Operations spine: tax, pension, social-security, and labour law applied to payroll, benefits, and leave) held in the HR competency library; those are not built by this pairing.</w:t>
+        <w:t>This matrix shows the complete union of competencies touched by both specializations. Benefits Program Strategy &amp; Management is shared: Benefits owns design and governance (Levels 3 to 4); Leave &amp; Benefits Administration administers (Levels 1 to 2); the essential functions in each job description separate the levels. Compensation &amp; Pay Design is carried by Benefits at advise level (owned by Compensation in Total Rewards); Payroll Operations &amp; Compliance is carried by Leave &amp; Benefits Administration at use levels (owned by Payroll); Workforce Analytics &amp; HR Insights is used by both at a reporting level, not built. These carried competencies were settled in Round 1 and are included here for completeness — read them in the appendix; only Benefits Program Strategy needs a decision this session. The Payroll and HR Operations statutory-operations spine (tax, pension, social-security, and labour law applied to payroll, benefits, and leave) is held in the HR competency library and is not built by this pairing.</w:t>
       </w:r>
     </w:p>
     <w:p>
@@ -4734,7 +4991,695 @@
           <w:color w:val="01632D"/>
           <w:sz w:val="32"/>
         </w:rPr>
-        <w:t>Appendix · Competency definitions and indicators for reference</w:t>
+        <w:t>Reference appendix</w:t>
+      </w:r>
+    </w:p>
+    <w:p>
+      <w:pPr>
+        <w:spacing w:after="120" w:before="0"/>
+      </w:pPr>
+      <w:r>
+        <w:rPr>
+          <w:rFonts w:ascii="Arial" w:hAnsi="Arial"/>
+          <w:b w:val="0"/>
+          <w:i/>
+          <w:color w:val="707773"/>
+          <w:sz w:val="18"/>
+        </w:rPr>
+        <w:t>Everything below is reference. Appendix A records where every Round 1 comment went; Appendix B holds the full competency indicators.</w:t>
+      </w:r>
+    </w:p>
+    <w:p>
+      <w:pPr>
+        <w:spacing w:before="200" w:after="120"/>
+      </w:pPr>
+      <w:r>
+        <w:rPr>
+          <w:rFonts w:ascii="Georgia" w:hAnsi="Georgia"/>
+          <w:b/>
+          <w:i w:val="0"/>
+          <w:color w:val="01632D"/>
+          <w:sz w:val="28"/>
+        </w:rPr>
+        <w:t>Appendix A · Disposition register (where your feedback went)</w:t>
+      </w:r>
+    </w:p>
+    <w:p>
+      <w:pPr>
+        <w:spacing w:after="120" w:before="0"/>
+      </w:pPr>
+      <w:r>
+        <w:rPr>
+          <w:rFonts w:ascii="Arial" w:hAnsi="Arial"/>
+          <w:b w:val="0"/>
+          <w:i w:val="0"/>
+          <w:color w:val="1C2722"/>
+          <w:sz w:val="20"/>
+        </w:rPr>
+        <w:t>Every Round 1 comment on the competencies this pairing touches, grouped by competency, with how it was used. Nothing was dropped on a statistic.</w:t>
+      </w:r>
+    </w:p>
+    <w:tbl>
+      <w:tblPr>
+        <w:tblStyle w:val="TableGrid"/>
+        <w:tblW w:type="auto" w:w="0"/>
+        <w:jc w:val="left"/>
+        <w:tblLook w:firstColumn="1" w:firstRow="1" w:lastColumn="0" w:lastRow="0" w:noHBand="0" w:noVBand="1" w:val="04A0"/>
+      </w:tblPr>
+      <w:tblGrid>
+        <w:gridCol w:w="2520"/>
+        <w:gridCol w:w="2520"/>
+        <w:gridCol w:w="2520"/>
+        <w:gridCol w:w="2520"/>
+      </w:tblGrid>
+      <w:tr>
+        <w:trPr>
+          <w:tblHeader w:val="true"/>
+        </w:trPr>
+        <w:tc>
+          <w:tcPr>
+            <w:tcW w:type="dxa" w:w="2520"/>
+            <w:vAlign w:val="center"/>
+            <w:shd w:val="clear" w:color="auto" w:fill="00843D"/>
+          </w:tcPr>
+          <w:p>
+            <w:pPr>
+              <w:spacing w:after="40" w:before="40"/>
+            </w:pPr>
+            <w:r>
+              <w:rPr>
+                <w:rFonts w:ascii="Arial" w:hAnsi="Arial"/>
+                <w:b/>
+                <w:i w:val="0"/>
+                <w:color w:val="FFFFFF"/>
+                <w:sz w:val="20"/>
+              </w:rPr>
+              <w:t>Competency</w:t>
+            </w:r>
+          </w:p>
+        </w:tc>
+        <w:tc>
+          <w:tcPr>
+            <w:tcW w:type="dxa" w:w="2520"/>
+            <w:vAlign w:val="center"/>
+            <w:shd w:val="clear" w:color="auto" w:fill="00843D"/>
+          </w:tcPr>
+          <w:p>
+            <w:pPr>
+              <w:spacing w:after="40" w:before="40"/>
+            </w:pPr>
+            <w:r>
+              <w:rPr>
+                <w:rFonts w:ascii="Arial" w:hAnsi="Arial"/>
+                <w:b/>
+                <w:i w:val="0"/>
+                <w:color w:val="FFFFFF"/>
+                <w:sz w:val="20"/>
+              </w:rPr>
+              <w:t>What Round 1 said</w:t>
+            </w:r>
+          </w:p>
+        </w:tc>
+        <w:tc>
+          <w:tcPr>
+            <w:tcW w:type="dxa" w:w="2520"/>
+            <w:vAlign w:val="center"/>
+            <w:shd w:val="clear" w:color="auto" w:fill="00843D"/>
+          </w:tcPr>
+          <w:p>
+            <w:pPr>
+              <w:spacing w:after="40" w:before="40"/>
+            </w:pPr>
+            <w:r>
+              <w:rPr>
+                <w:rFonts w:ascii="Arial" w:hAnsi="Arial"/>
+                <w:b/>
+                <w:i w:val="0"/>
+                <w:color w:val="FFFFFF"/>
+                <w:sz w:val="20"/>
+              </w:rPr>
+              <w:t>Disposition</w:t>
+            </w:r>
+          </w:p>
+        </w:tc>
+        <w:tc>
+          <w:tcPr>
+            <w:tcW w:type="dxa" w:w="2520"/>
+            <w:vAlign w:val="center"/>
+            <w:shd w:val="clear" w:color="auto" w:fill="00843D"/>
+          </w:tcPr>
+          <w:p>
+            <w:pPr>
+              <w:spacing w:after="40" w:before="40"/>
+            </w:pPr>
+            <w:r>
+              <w:rPr>
+                <w:rFonts w:ascii="Arial" w:hAnsi="Arial"/>
+                <w:b/>
+                <w:i w:val="0"/>
+                <w:color w:val="FFFFFF"/>
+                <w:sz w:val="20"/>
+              </w:rPr>
+              <w:t>Outcome</w:t>
+            </w:r>
+          </w:p>
+        </w:tc>
+      </w:tr>
+      <w:tr>
+        <w:tc>
+          <w:tcPr>
+            <w:tcW w:type="dxa" w:w="2520"/>
+            <w:vAlign w:val="center"/>
+          </w:tcPr>
+          <w:p>
+            <w:pPr>
+              <w:spacing w:after="40" w:before="40"/>
+            </w:pPr>
+            <w:r>
+              <w:rPr>
+                <w:rFonts w:ascii="Arial" w:hAnsi="Arial"/>
+                <w:b/>
+                <w:i w:val="0"/>
+                <w:color w:val="1C2722"/>
+                <w:sz w:val="18"/>
+              </w:rPr>
+              <w:t>Benefits Program Strategy &amp; Management</w:t>
+            </w:r>
+          </w:p>
+        </w:tc>
+        <w:tc>
+          <w:tcPr>
+            <w:tcW w:type="dxa" w:w="2520"/>
+            <w:vAlign w:val="center"/>
+          </w:tcPr>
+          <w:p>
+            <w:pPr>
+              <w:spacing w:after="40" w:before="40"/>
+            </w:pPr>
+            <w:r>
+              <w:rPr>
+                <w:rFonts w:ascii="Arial" w:hAnsi="Arial"/>
+                <w:b w:val="0"/>
+                <w:i w:val="0"/>
+                <w:color w:val="1C2722"/>
+                <w:sz w:val="18"/>
+              </w:rPr>
+              <w:t>Benefits design owner asked to rename to Design and Governance and move operational components out; Leave &amp; Benefits Administration asked for a shared middle ground that reads for both design and administration.</w:t>
+            </w:r>
+          </w:p>
+        </w:tc>
+        <w:tc>
+          <w:tcPr>
+            <w:tcW w:type="dxa" w:w="2520"/>
+            <w:vAlign w:val="center"/>
+          </w:tcPr>
+          <w:p>
+            <w:pPr>
+              <w:spacing w:after="40" w:before="40"/>
+            </w:pPr>
+            <w:r>
+              <w:rPr>
+                <w:rFonts w:ascii="Arial" w:hAnsi="Arial"/>
+                <w:b/>
+                <w:i w:val="0"/>
+                <w:color w:val="0F49C5"/>
+                <w:sz w:val="18"/>
+              </w:rPr>
+              <w:t>Synthesized / Used</w:t>
+            </w:r>
+          </w:p>
+        </w:tc>
+        <w:tc>
+          <w:tcPr>
+            <w:tcW w:type="dxa" w:w="2520"/>
+            <w:vAlign w:val="center"/>
+          </w:tcPr>
+          <w:p>
+            <w:pPr>
+              <w:spacing w:after="40" w:before="40"/>
+            </w:pPr>
+            <w:r>
+              <w:rPr>
+                <w:rFonts w:ascii="Arial" w:hAnsi="Arial"/>
+                <w:b w:val="0"/>
+                <w:i w:val="0"/>
+                <w:color w:val="1C2722"/>
+                <w:sz w:val="18"/>
+              </w:rPr>
+              <w:t>Kept as the shared spine; v5 wording merges the additions. Rename, operational scope, and the design-versus-administration levels are open as Decision 1.</w:t>
+            </w:r>
+          </w:p>
+        </w:tc>
+      </w:tr>
+      <w:tr>
+        <w:tc>
+          <w:tcPr>
+            <w:tcW w:type="dxa" w:w="2520"/>
+            <w:vAlign w:val="center"/>
+          </w:tcPr>
+          <w:p>
+            <w:pPr>
+              <w:spacing w:after="40" w:before="40"/>
+            </w:pPr>
+            <w:r>
+              <w:rPr>
+                <w:rFonts w:ascii="Arial" w:hAnsi="Arial"/>
+                <w:b/>
+                <w:i w:val="0"/>
+                <w:color w:val="1C2722"/>
+                <w:sz w:val="18"/>
+              </w:rPr>
+              <w:t>Compensation &amp; Pay Design</w:t>
+            </w:r>
+          </w:p>
+        </w:tc>
+        <w:tc>
+          <w:tcPr>
+            <w:tcW w:type="dxa" w:w="2520"/>
+            <w:vAlign w:val="center"/>
+          </w:tcPr>
+          <w:p>
+            <w:pPr>
+              <w:spacing w:after="40" w:before="40"/>
+            </w:pPr>
+            <w:r>
+              <w:rPr>
+                <w:rFonts w:ascii="Arial" w:hAnsi="Arial"/>
+                <w:b w:val="0"/>
+                <w:i w:val="0"/>
+                <w:color w:val="1C2722"/>
+                <w:sz w:val="18"/>
+              </w:rPr>
+              <w:t>Benefits rated and carries Compensation with a rewards lens; the competency is owned by the Compensation specialization, not by this pairing.</w:t>
+            </w:r>
+          </w:p>
+        </w:tc>
+        <w:tc>
+          <w:tcPr>
+            <w:tcW w:type="dxa" w:w="2520"/>
+            <w:vAlign w:val="center"/>
+          </w:tcPr>
+          <w:p>
+            <w:pPr>
+              <w:spacing w:after="40" w:before="40"/>
+            </w:pPr>
+            <w:r>
+              <w:rPr>
+                <w:rFonts w:ascii="Arial" w:hAnsi="Arial"/>
+                <w:b/>
+                <w:i w:val="0"/>
+                <w:color w:val="707773"/>
+                <w:sz w:val="18"/>
+              </w:rPr>
+              <w:t>Via level</w:t>
+            </w:r>
+          </w:p>
+        </w:tc>
+        <w:tc>
+          <w:tcPr>
+            <w:tcW w:type="dxa" w:w="2520"/>
+            <w:vAlign w:val="center"/>
+          </w:tcPr>
+          <w:p>
+            <w:pPr>
+              <w:spacing w:after="40" w:before="40"/>
+            </w:pPr>
+            <w:r>
+              <w:rPr>
+                <w:rFonts w:ascii="Arial" w:hAnsi="Arial"/>
+                <w:b w:val="0"/>
+                <w:i w:val="0"/>
+                <w:color w:val="1C2722"/>
+                <w:sz w:val="18"/>
+              </w:rPr>
+              <w:t>Carried by Benefits at advise level (Levels 1 to 2); the authoritative owner version is governed in the Total Rewards session. No change requested here.</w:t>
+            </w:r>
+          </w:p>
+        </w:tc>
+      </w:tr>
+      <w:tr>
+        <w:tc>
+          <w:tcPr>
+            <w:tcW w:type="dxa" w:w="2520"/>
+            <w:vAlign w:val="center"/>
+          </w:tcPr>
+          <w:p>
+            <w:pPr>
+              <w:spacing w:after="40" w:before="40"/>
+            </w:pPr>
+            <w:r>
+              <w:rPr>
+                <w:rFonts w:ascii="Arial" w:hAnsi="Arial"/>
+                <w:b/>
+                <w:i w:val="0"/>
+                <w:color w:val="1C2722"/>
+                <w:sz w:val="18"/>
+              </w:rPr>
+              <w:t>Payroll Operations &amp; Compliance</w:t>
+            </w:r>
+          </w:p>
+        </w:tc>
+        <w:tc>
+          <w:tcPr>
+            <w:tcW w:type="dxa" w:w="2520"/>
+            <w:vAlign w:val="center"/>
+          </w:tcPr>
+          <w:p>
+            <w:pPr>
+              <w:spacing w:after="40" w:before="40"/>
+            </w:pPr>
+            <w:r>
+              <w:rPr>
+                <w:rFonts w:ascii="Arial" w:hAnsi="Arial"/>
+                <w:b w:val="0"/>
+                <w:i w:val="0"/>
+                <w:color w:val="1C2722"/>
+                <w:sz w:val="18"/>
+              </w:rPr>
+              <w:t>Leave &amp; Benefits Administration administers payroll-adjacent statutory operations; the competency is owned by Payroll.</w:t>
+            </w:r>
+          </w:p>
+        </w:tc>
+        <w:tc>
+          <w:tcPr>
+            <w:tcW w:type="dxa" w:w="2520"/>
+            <w:vAlign w:val="center"/>
+          </w:tcPr>
+          <w:p>
+            <w:pPr>
+              <w:spacing w:after="40" w:before="40"/>
+            </w:pPr>
+            <w:r>
+              <w:rPr>
+                <w:rFonts w:ascii="Arial" w:hAnsi="Arial"/>
+                <w:b/>
+                <w:i w:val="0"/>
+                <w:color w:val="707773"/>
+                <w:sz w:val="18"/>
+              </w:rPr>
+              <w:t>Via level</w:t>
+            </w:r>
+          </w:p>
+        </w:tc>
+        <w:tc>
+          <w:tcPr>
+            <w:tcW w:type="dxa" w:w="2520"/>
+            <w:vAlign w:val="center"/>
+          </w:tcPr>
+          <w:p>
+            <w:pPr>
+              <w:spacing w:after="40" w:before="40"/>
+            </w:pPr>
+            <w:r>
+              <w:rPr>
+                <w:rFonts w:ascii="Arial" w:hAnsi="Arial"/>
+                <w:b w:val="0"/>
+                <w:i w:val="0"/>
+                <w:color w:val="1C2722"/>
+                <w:sz w:val="18"/>
+              </w:rPr>
+              <w:t>Carried by Leave &amp; Benefits Administration at use levels; statutory tax and labour-law depth is held in HR Compliance &amp; Workforce Risk. No change requested here.</w:t>
+            </w:r>
+          </w:p>
+        </w:tc>
+      </w:tr>
+      <w:tr>
+        <w:tc>
+          <w:tcPr>
+            <w:tcW w:type="dxa" w:w="2520"/>
+            <w:vAlign w:val="center"/>
+          </w:tcPr>
+          <w:p>
+            <w:pPr>
+              <w:spacing w:after="40" w:before="40"/>
+            </w:pPr>
+            <w:r>
+              <w:rPr>
+                <w:rFonts w:ascii="Arial" w:hAnsi="Arial"/>
+                <w:b/>
+                <w:i w:val="0"/>
+                <w:color w:val="1C2722"/>
+                <w:sz w:val="18"/>
+              </w:rPr>
+              <w:t>HR Compliance &amp; Workforce Risk</w:t>
+            </w:r>
+          </w:p>
+        </w:tc>
+        <w:tc>
+          <w:tcPr>
+            <w:tcW w:type="dxa" w:w="2520"/>
+            <w:vAlign w:val="center"/>
+          </w:tcPr>
+          <w:p>
+            <w:pPr>
+              <w:spacing w:after="40" w:before="40"/>
+            </w:pPr>
+            <w:r>
+              <w:rPr>
+                <w:rFonts w:ascii="Arial" w:hAnsi="Arial"/>
+                <w:b w:val="0"/>
+                <w:i w:val="0"/>
+                <w:color w:val="1C2722"/>
+                <w:sz w:val="18"/>
+              </w:rPr>
+              <w:t>Benefits, Leave &amp; Benefits Administration, HR Operations, and Payroll asked to add labor and collective labor agreements, strengthen vendor oversight, and add cross-border and immigration requirements.</w:t>
+            </w:r>
+          </w:p>
+        </w:tc>
+        <w:tc>
+          <w:tcPr>
+            <w:tcW w:type="dxa" w:w="2520"/>
+            <w:vAlign w:val="center"/>
+          </w:tcPr>
+          <w:p>
+            <w:pPr>
+              <w:spacing w:after="40" w:before="40"/>
+            </w:pPr>
+            <w:r>
+              <w:rPr>
+                <w:rFonts w:ascii="Arial" w:hAnsi="Arial"/>
+                <w:b/>
+                <w:i w:val="0"/>
+                <w:color w:val="00843D"/>
+                <w:sz w:val="18"/>
+              </w:rPr>
+              <w:t>Applied</w:t>
+            </w:r>
+          </w:p>
+        </w:tc>
+        <w:tc>
+          <w:tcPr>
+            <w:tcW w:type="dxa" w:w="2520"/>
+            <w:vAlign w:val="center"/>
+          </w:tcPr>
+          <w:p>
+            <w:pPr>
+              <w:spacing w:after="40" w:before="40"/>
+            </w:pPr>
+            <w:r>
+              <w:rPr>
+                <w:rFonts w:ascii="Arial" w:hAnsi="Arial"/>
+                <w:b w:val="0"/>
+                <w:i w:val="0"/>
+                <w:color w:val="1C2722"/>
+                <w:sz w:val="18"/>
+              </w:rPr>
+              <w:t>Reauthored across all four levels as the shared employment-practice anchor (Part A confirmation); not narrowed to any one specialization.</w:t>
+            </w:r>
+          </w:p>
+        </w:tc>
+      </w:tr>
+      <w:tr>
+        <w:tc>
+          <w:tcPr>
+            <w:tcW w:type="dxa" w:w="2520"/>
+            <w:vAlign w:val="center"/>
+          </w:tcPr>
+          <w:p>
+            <w:pPr>
+              <w:spacing w:after="40" w:before="40"/>
+            </w:pPr>
+            <w:r>
+              <w:rPr>
+                <w:rFonts w:ascii="Arial" w:hAnsi="Arial"/>
+                <w:b/>
+                <w:i w:val="0"/>
+                <w:color w:val="1C2722"/>
+                <w:sz w:val="18"/>
+              </w:rPr>
+              <w:t>HR Service Delivery Excellence</w:t>
+            </w:r>
+          </w:p>
+        </w:tc>
+        <w:tc>
+          <w:tcPr>
+            <w:tcW w:type="dxa" w:w="2520"/>
+            <w:vAlign w:val="center"/>
+          </w:tcPr>
+          <w:p>
+            <w:pPr>
+              <w:spacing w:after="40" w:before="40"/>
+            </w:pPr>
+            <w:r>
+              <w:rPr>
+                <w:rFonts w:ascii="Arial" w:hAnsi="Arial"/>
+                <w:b w:val="0"/>
+                <w:i w:val="0"/>
+                <w:color w:val="1C2722"/>
+                <w:sz w:val="18"/>
+              </w:rPr>
+              <w:t>Strongly supported; reviewers asked to sharpen vendor, SLA, and process-governance examples.</w:t>
+            </w:r>
+          </w:p>
+        </w:tc>
+        <w:tc>
+          <w:tcPr>
+            <w:tcW w:type="dxa" w:w="2520"/>
+            <w:vAlign w:val="center"/>
+          </w:tcPr>
+          <w:p>
+            <w:pPr>
+              <w:spacing w:after="40" w:before="40"/>
+            </w:pPr>
+            <w:r>
+              <w:rPr>
+                <w:rFonts w:ascii="Arial" w:hAnsi="Arial"/>
+                <w:b/>
+                <w:i w:val="0"/>
+                <w:color w:val="C50F1F"/>
+                <w:sz w:val="18"/>
+              </w:rPr>
+              <w:t>Corrected</w:t>
+            </w:r>
+          </w:p>
+        </w:tc>
+        <w:tc>
+          <w:tcPr>
+            <w:tcW w:type="dxa" w:w="2520"/>
+            <w:vAlign w:val="center"/>
+          </w:tcPr>
+          <w:p>
+            <w:pPr>
+              <w:spacing w:after="40" w:before="40"/>
+            </w:pPr>
+            <w:r>
+              <w:rPr>
+                <w:rFonts w:ascii="Arial" w:hAnsi="Arial"/>
+                <w:b w:val="0"/>
+                <w:i w:val="0"/>
+                <w:color w:val="1C2722"/>
+                <w:sz w:val="18"/>
+              </w:rPr>
+              <w:t>Kept with no change to what it measures; examples sharpened. It is the operations spine and the move-target for operational components from Benefits Program Strategy (Part A, kept).</w:t>
+            </w:r>
+          </w:p>
+        </w:tc>
+      </w:tr>
+      <w:tr>
+        <w:tc>
+          <w:tcPr>
+            <w:tcW w:type="dxa" w:w="2520"/>
+            <w:vAlign w:val="center"/>
+          </w:tcPr>
+          <w:p>
+            <w:pPr>
+              <w:spacing w:after="40" w:before="40"/>
+            </w:pPr>
+            <w:r>
+              <w:rPr>
+                <w:rFonts w:ascii="Arial" w:hAnsi="Arial"/>
+                <w:b/>
+                <w:i w:val="0"/>
+                <w:color w:val="1C2722"/>
+                <w:sz w:val="18"/>
+              </w:rPr>
+              <w:t>Workforce Analytics &amp; HR Insights</w:t>
+            </w:r>
+          </w:p>
+        </w:tc>
+        <w:tc>
+          <w:tcPr>
+            <w:tcW w:type="dxa" w:w="2520"/>
+            <w:vAlign w:val="center"/>
+          </w:tcPr>
+          <w:p>
+            <w:pPr>
+              <w:spacing w:after="40" w:before="40"/>
+            </w:pPr>
+            <w:r>
+              <w:rPr>
+                <w:rFonts w:ascii="Arial" w:hAnsi="Arial"/>
+                <w:b w:val="0"/>
+                <w:i w:val="0"/>
+                <w:color w:val="1C2722"/>
+                <w:sz w:val="18"/>
+              </w:rPr>
+              <w:t>Used by both specializations at a benefits- and rewards-reporting level (utilization, cost modeling, vendor performance); an earlier weakest-importance label was a data error.</w:t>
+            </w:r>
+          </w:p>
+        </w:tc>
+        <w:tc>
+          <w:tcPr>
+            <w:tcW w:type="dxa" w:w="2520"/>
+            <w:vAlign w:val="center"/>
+          </w:tcPr>
+          <w:p>
+            <w:pPr>
+              <w:spacing w:after="40" w:before="40"/>
+            </w:pPr>
+            <w:r>
+              <w:rPr>
+                <w:rFonts w:ascii="Arial" w:hAnsi="Arial"/>
+                <w:b/>
+                <w:i w:val="0"/>
+                <w:color w:val="C50F1F"/>
+                <w:sz w:val="18"/>
+              </w:rPr>
+              <w:t>Corrected</w:t>
+            </w:r>
+          </w:p>
+        </w:tc>
+        <w:tc>
+          <w:tcPr>
+            <w:tcW w:type="dxa" w:w="2520"/>
+            <w:vAlign w:val="center"/>
+          </w:tcPr>
+          <w:p>
+            <w:pPr>
+              <w:spacing w:after="40" w:before="40"/>
+            </w:pPr>
+            <w:r>
+              <w:rPr>
+                <w:rFonts w:ascii="Arial" w:hAnsi="Arial"/>
+                <w:b w:val="0"/>
+                <w:i w:val="0"/>
+                <w:color w:val="1C2722"/>
+                <w:sz w:val="18"/>
+              </w:rPr>
+              <w:t>Kept at use-not-own levels (Levels 1 to 2); the corrected importance applies. Build-level work sits with roles closer to the analytics.</w:t>
+            </w:r>
+          </w:p>
+        </w:tc>
+      </w:tr>
+    </w:tbl>
+    <w:p>
+      <w:r>
+        <w:br w:type="page"/>
+      </w:r>
+    </w:p>
+    <w:p>
+      <w:pPr>
+        <w:spacing w:before="280" w:after="120"/>
+      </w:pPr>
+      <w:r>
+        <w:rPr>
+          <w:rFonts w:ascii="Georgia" w:hAnsi="Georgia"/>
+          <w:b/>
+          <w:i w:val="0"/>
+          <w:color w:val="01632D"/>
+          <w:sz w:val="28"/>
+        </w:rPr>
+        <w:t>Appendix B · Competency definitions and indicators for reference</w:t>
       </w:r>
     </w:p>
     <w:p>
@@ -4749,7 +5694,7 @@
           <w:color w:val="707773"/>
           <w:sz w:val="20"/>
         </w:rPr>
-        <w:t>Current indicators for the competencies in play, with accepted Round 1 edits applied. Read these as reminders before the session. The session decides ownership and level, not the wording. Every Round 1 comment is accounted for in the disposition register that accompanies this packet.</w:t>
+        <w:t>Current indicators for every competency in play, with accepted Round 1 edits applied. Read these as reminders before the session. The session decides ownership and level, not the wording. Every Round 1 comment is accounted for in Appendix A.</w:t>
       </w:r>
     </w:p>
     <w:p>
@@ -6800,6 +7745,1881 @@
                 <w:sz w:val="18"/>
               </w:rPr>
               <w:t>Develops advanced service-process diagnostics, knowledge-base standards, and employee-support measures for ambiguous delivery problems.</w:t>
+            </w:r>
+          </w:p>
+        </w:tc>
+      </w:tr>
+    </w:tbl>
+    <w:p>
+      <w:pPr>
+        <w:spacing w:before="200" w:after="40"/>
+      </w:pPr>
+      <w:r>
+        <w:rPr>
+          <w:rFonts w:ascii="Georgia" w:hAnsi="Georgia"/>
+          <w:b/>
+          <w:i w:val="0"/>
+          <w:color w:val="01632D"/>
+          <w:sz w:val="26"/>
+        </w:rPr>
+        <w:t>Compensation &amp; Pay Design</w:t>
+      </w:r>
+    </w:p>
+    <w:p>
+      <w:pPr>
+        <w:spacing w:after="120" w:before="0"/>
+      </w:pPr>
+      <w:r>
+        <w:rPr>
+          <w:rFonts w:ascii="Arial" w:hAnsi="Arial"/>
+          <w:b w:val="0"/>
+          <w:i/>
+          <w:color w:val="707773"/>
+          <w:sz w:val="18"/>
+        </w:rPr>
+        <w:t>Carried by Benefits at advise level; owned by the Compensation specialization (authoritative version governed in Total Rewards). Included for completeness; settled in Round 1.</w:t>
+      </w:r>
+    </w:p>
+    <w:tbl>
+      <w:tblPr>
+        <w:tblStyle w:val="TableGrid"/>
+        <w:tblW w:type="auto" w:w="0"/>
+        <w:jc w:val="left"/>
+        <w:tblLook w:firstColumn="1" w:firstRow="1" w:lastColumn="0" w:lastRow="0" w:noHBand="0" w:noVBand="1" w:val="04A0"/>
+      </w:tblPr>
+      <w:tblGrid>
+        <w:gridCol w:w="5040"/>
+        <w:gridCol w:w="5040"/>
+      </w:tblGrid>
+      <w:tr>
+        <w:trPr>
+          <w:tblHeader w:val="true"/>
+        </w:trPr>
+        <w:tc>
+          <w:tcPr>
+            <w:tcW w:type="dxa" w:w="5040"/>
+            <w:vAlign w:val="center"/>
+            <w:shd w:val="clear" w:color="auto" w:fill="00843D"/>
+          </w:tcPr>
+          <w:p>
+            <w:pPr>
+              <w:spacing w:after="40" w:before="40"/>
+            </w:pPr>
+            <w:r>
+              <w:rPr>
+                <w:rFonts w:ascii="Arial" w:hAnsi="Arial"/>
+                <w:b/>
+                <w:i w:val="0"/>
+                <w:color w:val="FFFFFF"/>
+                <w:sz w:val="20"/>
+              </w:rPr>
+              <w:t>Level</w:t>
+            </w:r>
+          </w:p>
+        </w:tc>
+        <w:tc>
+          <w:tcPr>
+            <w:tcW w:type="dxa" w:w="5040"/>
+            <w:vAlign w:val="center"/>
+            <w:shd w:val="clear" w:color="auto" w:fill="00843D"/>
+          </w:tcPr>
+          <w:p>
+            <w:pPr>
+              <w:spacing w:after="40" w:before="40"/>
+            </w:pPr>
+            <w:r>
+              <w:rPr>
+                <w:rFonts w:ascii="Arial" w:hAnsi="Arial"/>
+                <w:b/>
+                <w:i w:val="0"/>
+                <w:color w:val="FFFFFF"/>
+                <w:sz w:val="20"/>
+              </w:rPr>
+              <w:t>Behavioral indicators  (Level 1 basic to Level 4 expert)</w:t>
+            </w:r>
+          </w:p>
+        </w:tc>
+      </w:tr>
+      <w:tr>
+        <w:tc>
+          <w:tcPr>
+            <w:tcW w:type="dxa" w:w="5040"/>
+            <w:vAlign w:val="center"/>
+          </w:tcPr>
+          <w:p>
+            <w:pPr>
+              <w:spacing w:after="40" w:before="40"/>
+            </w:pPr>
+            <w:r>
+              <w:rPr>
+                <w:rFonts w:ascii="Arial" w:hAnsi="Arial"/>
+                <w:b/>
+                <w:i w:val="0"/>
+                <w:color w:val="1C2722"/>
+                <w:sz w:val="18"/>
+              </w:rPr>
+              <w:t>L1</w:t>
+            </w:r>
+          </w:p>
+        </w:tc>
+        <w:tc>
+          <w:tcPr>
+            <w:tcW w:type="dxa" w:w="5040"/>
+            <w:vAlign w:val="center"/>
+          </w:tcPr>
+          <w:p>
+            <w:pPr>
+              <w:spacing w:after="40" w:before="40"/>
+            </w:pPr>
+            <w:r>
+              <w:rPr>
+                <w:rFonts w:ascii="Arial" w:hAnsi="Arial"/>
+                <w:b w:val="0"/>
+                <w:i w:val="0"/>
+                <w:color w:val="1C2722"/>
+                <w:sz w:val="18"/>
+              </w:rPr>
+              <w:t>Identifies appropriate external sources of job, salary, incentive, or benefits data and design.</w:t>
+            </w:r>
+          </w:p>
+        </w:tc>
+      </w:tr>
+      <w:tr>
+        <w:tc>
+          <w:tcPr>
+            <w:tcW w:type="dxa" w:w="5040"/>
+            <w:vAlign w:val="center"/>
+          </w:tcPr>
+          <w:p>
+            <w:pPr>
+              <w:spacing w:after="40" w:before="40"/>
+            </w:pPr>
+            <w:r>
+              <w:rPr>
+                <w:rFonts w:ascii="Arial" w:hAnsi="Arial"/>
+                <w:b/>
+                <w:i w:val="0"/>
+                <w:color w:val="1C2722"/>
+                <w:sz w:val="18"/>
+              </w:rPr>
+              <w:t>L1</w:t>
+            </w:r>
+          </w:p>
+        </w:tc>
+        <w:tc>
+          <w:tcPr>
+            <w:tcW w:type="dxa" w:w="5040"/>
+            <w:vAlign w:val="center"/>
+          </w:tcPr>
+          <w:p>
+            <w:pPr>
+              <w:spacing w:after="40" w:before="40"/>
+            </w:pPr>
+            <w:r>
+              <w:rPr>
+                <w:rFonts w:ascii="Arial" w:hAnsi="Arial"/>
+                <w:b w:val="0"/>
+                <w:i w:val="0"/>
+                <w:color w:val="1C2722"/>
+                <w:sz w:val="18"/>
+              </w:rPr>
+              <w:t>Prepare data files for analysis and draft plan or employee communications.</w:t>
+            </w:r>
+          </w:p>
+        </w:tc>
+      </w:tr>
+      <w:tr>
+        <w:tc>
+          <w:tcPr>
+            <w:tcW w:type="dxa" w:w="5040"/>
+            <w:vAlign w:val="center"/>
+          </w:tcPr>
+          <w:p>
+            <w:pPr>
+              <w:spacing w:after="40" w:before="40"/>
+            </w:pPr>
+            <w:r>
+              <w:rPr>
+                <w:rFonts w:ascii="Arial" w:hAnsi="Arial"/>
+                <w:b/>
+                <w:i w:val="0"/>
+                <w:color w:val="1C2722"/>
+                <w:sz w:val="18"/>
+              </w:rPr>
+              <w:t>L1</w:t>
+            </w:r>
+          </w:p>
+        </w:tc>
+        <w:tc>
+          <w:tcPr>
+            <w:tcW w:type="dxa" w:w="5040"/>
+            <w:vAlign w:val="center"/>
+          </w:tcPr>
+          <w:p>
+            <w:pPr>
+              <w:spacing w:after="40" w:before="40"/>
+            </w:pPr>
+            <w:r>
+              <w:rPr>
+                <w:rFonts w:ascii="Arial" w:hAnsi="Arial"/>
+                <w:b w:val="0"/>
+                <w:i w:val="0"/>
+                <w:color w:val="1C2722"/>
+                <w:sz w:val="18"/>
+              </w:rPr>
+              <w:t>Record compensation decisions, facilitate data changes and data maintenance within approved systems.</w:t>
+            </w:r>
+          </w:p>
+        </w:tc>
+      </w:tr>
+      <w:tr>
+        <w:tc>
+          <w:tcPr>
+            <w:tcW w:type="dxa" w:w="5040"/>
+            <w:vAlign w:val="center"/>
+          </w:tcPr>
+          <w:p>
+            <w:pPr>
+              <w:spacing w:after="40" w:before="40"/>
+            </w:pPr>
+            <w:r>
+              <w:rPr>
+                <w:rFonts w:ascii="Arial" w:hAnsi="Arial"/>
+                <w:b/>
+                <w:i w:val="0"/>
+                <w:color w:val="1C2722"/>
+                <w:sz w:val="18"/>
+              </w:rPr>
+              <w:t>L2</w:t>
+            </w:r>
+          </w:p>
+        </w:tc>
+        <w:tc>
+          <w:tcPr>
+            <w:tcW w:type="dxa" w:w="5040"/>
+            <w:vAlign w:val="center"/>
+          </w:tcPr>
+          <w:p>
+            <w:pPr>
+              <w:spacing w:after="40" w:before="40"/>
+            </w:pPr>
+            <w:r>
+              <w:rPr>
+                <w:rFonts w:ascii="Arial" w:hAnsi="Arial"/>
+                <w:b w:val="0"/>
+                <w:i w:val="0"/>
+                <w:color w:val="1C2722"/>
+                <w:sz w:val="18"/>
+              </w:rPr>
+              <w:t>Conduct initial market analysis and benchmarking and prepare preliminary analyses and recommendations.</w:t>
+            </w:r>
+          </w:p>
+        </w:tc>
+      </w:tr>
+      <w:tr>
+        <w:tc>
+          <w:tcPr>
+            <w:tcW w:type="dxa" w:w="5040"/>
+            <w:vAlign w:val="center"/>
+          </w:tcPr>
+          <w:p>
+            <w:pPr>
+              <w:spacing w:after="40" w:before="40"/>
+            </w:pPr>
+            <w:r>
+              <w:rPr>
+                <w:rFonts w:ascii="Arial" w:hAnsi="Arial"/>
+                <w:b/>
+                <w:i w:val="0"/>
+                <w:color w:val="1C2722"/>
+                <w:sz w:val="18"/>
+              </w:rPr>
+              <w:t>L2</w:t>
+            </w:r>
+          </w:p>
+        </w:tc>
+        <w:tc>
+          <w:tcPr>
+            <w:tcW w:type="dxa" w:w="5040"/>
+            <w:vAlign w:val="center"/>
+          </w:tcPr>
+          <w:p>
+            <w:pPr>
+              <w:spacing w:after="40" w:before="40"/>
+            </w:pPr>
+            <w:r>
+              <w:rPr>
+                <w:rFonts w:ascii="Arial" w:hAnsi="Arial"/>
+                <w:b w:val="0"/>
+                <w:i w:val="0"/>
+                <w:color w:val="1C2722"/>
+                <w:sz w:val="18"/>
+              </w:rPr>
+              <w:t>Validate recommendations comply with plan rules, budget assumptions, and other governance requirements.</w:t>
+            </w:r>
+          </w:p>
+        </w:tc>
+      </w:tr>
+      <w:tr>
+        <w:tc>
+          <w:tcPr>
+            <w:tcW w:type="dxa" w:w="5040"/>
+            <w:vAlign w:val="center"/>
+          </w:tcPr>
+          <w:p>
+            <w:pPr>
+              <w:spacing w:after="40" w:before="40"/>
+            </w:pPr>
+            <w:r>
+              <w:rPr>
+                <w:rFonts w:ascii="Arial" w:hAnsi="Arial"/>
+                <w:b/>
+                <w:i w:val="0"/>
+                <w:color w:val="1C2722"/>
+                <w:sz w:val="18"/>
+              </w:rPr>
+              <w:t>L2</w:t>
+            </w:r>
+          </w:p>
+        </w:tc>
+        <w:tc>
+          <w:tcPr>
+            <w:tcW w:type="dxa" w:w="5040"/>
+            <w:vAlign w:val="center"/>
+          </w:tcPr>
+          <w:p>
+            <w:pPr>
+              <w:spacing w:after="40" w:before="40"/>
+            </w:pPr>
+            <w:r>
+              <w:rPr>
+                <w:rFonts w:ascii="Arial" w:hAnsi="Arial"/>
+                <w:b w:val="0"/>
+                <w:i w:val="0"/>
+                <w:color w:val="1C2722"/>
+                <w:sz w:val="18"/>
+              </w:rPr>
+              <w:t>Create initial change plan and materials to influence, educate and train employees and managers.</w:t>
+            </w:r>
+          </w:p>
+        </w:tc>
+      </w:tr>
+      <w:tr>
+        <w:tc>
+          <w:tcPr>
+            <w:tcW w:type="dxa" w:w="5040"/>
+            <w:vAlign w:val="center"/>
+            <w:shd w:val="clear" w:color="auto" w:fill="F5F9ED"/>
+          </w:tcPr>
+          <w:p>
+            <w:pPr>
+              <w:spacing w:after="40" w:before="40"/>
+            </w:pPr>
+            <w:r>
+              <w:rPr>
+                <w:rFonts w:ascii="Arial" w:hAnsi="Arial"/>
+                <w:b/>
+                <w:i w:val="0"/>
+                <w:color w:val="01632D"/>
+                <w:sz w:val="18"/>
+              </w:rPr>
+              <w:t>L3</w:t>
+            </w:r>
+          </w:p>
+        </w:tc>
+        <w:tc>
+          <w:tcPr>
+            <w:tcW w:type="dxa" w:w="5040"/>
+            <w:vAlign w:val="center"/>
+          </w:tcPr>
+          <w:p>
+            <w:pPr>
+              <w:spacing w:after="40" w:before="40"/>
+            </w:pPr>
+            <w:r>
+              <w:rPr>
+                <w:rFonts w:ascii="Arial" w:hAnsi="Arial"/>
+                <w:b w:val="0"/>
+                <w:i w:val="0"/>
+                <w:color w:val="1C2722"/>
+                <w:sz w:val="18"/>
+              </w:rPr>
+              <w:t>Develop compensation and reward recommendations using advanced market analysis and benchmarking, financial models, and governance requirements.</w:t>
+            </w:r>
+          </w:p>
+        </w:tc>
+      </w:tr>
+      <w:tr>
+        <w:tc>
+          <w:tcPr>
+            <w:tcW w:type="dxa" w:w="5040"/>
+            <w:vAlign w:val="center"/>
+            <w:shd w:val="clear" w:color="auto" w:fill="F5F9ED"/>
+          </w:tcPr>
+          <w:p>
+            <w:pPr>
+              <w:spacing w:after="40" w:before="40"/>
+            </w:pPr>
+            <w:r>
+              <w:rPr>
+                <w:rFonts w:ascii="Arial" w:hAnsi="Arial"/>
+                <w:b/>
+                <w:i w:val="0"/>
+                <w:color w:val="01632D"/>
+                <w:sz w:val="18"/>
+              </w:rPr>
+              <w:t>L3</w:t>
+            </w:r>
+          </w:p>
+        </w:tc>
+        <w:tc>
+          <w:tcPr>
+            <w:tcW w:type="dxa" w:w="5040"/>
+            <w:vAlign w:val="center"/>
+          </w:tcPr>
+          <w:p>
+            <w:pPr>
+              <w:spacing w:after="40" w:before="40"/>
+            </w:pPr>
+            <w:r>
+              <w:rPr>
+                <w:rFonts w:ascii="Arial" w:hAnsi="Arial"/>
+                <w:b w:val="0"/>
+                <w:i w:val="0"/>
+                <w:color w:val="1C2722"/>
+                <w:sz w:val="18"/>
+              </w:rPr>
+              <w:t>Develop and execute stakeholder management plan to ensure adoption of Rewards programs.</w:t>
+            </w:r>
+          </w:p>
+        </w:tc>
+      </w:tr>
+      <w:tr>
+        <w:tc>
+          <w:tcPr>
+            <w:tcW w:type="dxa" w:w="5040"/>
+            <w:vAlign w:val="center"/>
+            <w:shd w:val="clear" w:color="auto" w:fill="F5F9ED"/>
+          </w:tcPr>
+          <w:p>
+            <w:pPr>
+              <w:spacing w:after="40" w:before="40"/>
+            </w:pPr>
+            <w:r>
+              <w:rPr>
+                <w:rFonts w:ascii="Arial" w:hAnsi="Arial"/>
+                <w:b/>
+                <w:i w:val="0"/>
+                <w:color w:val="01632D"/>
+                <w:sz w:val="18"/>
+              </w:rPr>
+              <w:t>L3</w:t>
+            </w:r>
+          </w:p>
+        </w:tc>
+        <w:tc>
+          <w:tcPr>
+            <w:tcW w:type="dxa" w:w="5040"/>
+            <w:vAlign w:val="center"/>
+          </w:tcPr>
+          <w:p>
+            <w:pPr>
+              <w:spacing w:after="40" w:before="40"/>
+            </w:pPr>
+            <w:r>
+              <w:rPr>
+                <w:rFonts w:ascii="Arial" w:hAnsi="Arial"/>
+                <w:b w:val="0"/>
+                <w:i w:val="0"/>
+                <w:color w:val="1C2722"/>
+                <w:sz w:val="18"/>
+              </w:rPr>
+              <w:t>Anticipate challenges and connect Rewards priorities across businesses and functions to ensure positive impact.</w:t>
+            </w:r>
+          </w:p>
+        </w:tc>
+      </w:tr>
+      <w:tr>
+        <w:tc>
+          <w:tcPr>
+            <w:tcW w:type="dxa" w:w="5040"/>
+            <w:vAlign w:val="center"/>
+            <w:shd w:val="clear" w:color="auto" w:fill="F5F9ED"/>
+          </w:tcPr>
+          <w:p>
+            <w:pPr>
+              <w:spacing w:after="40" w:before="40"/>
+            </w:pPr>
+            <w:r>
+              <w:rPr>
+                <w:rFonts w:ascii="Arial" w:hAnsi="Arial"/>
+                <w:b/>
+                <w:i w:val="0"/>
+                <w:color w:val="01632D"/>
+                <w:sz w:val="18"/>
+              </w:rPr>
+              <w:t>L4</w:t>
+            </w:r>
+          </w:p>
+        </w:tc>
+        <w:tc>
+          <w:tcPr>
+            <w:tcW w:type="dxa" w:w="5040"/>
+            <w:vAlign w:val="center"/>
+          </w:tcPr>
+          <w:p>
+            <w:pPr>
+              <w:spacing w:after="40" w:before="40"/>
+            </w:pPr>
+            <w:r>
+              <w:rPr>
+                <w:rFonts w:ascii="Arial" w:hAnsi="Arial"/>
+                <w:b w:val="0"/>
+                <w:i w:val="0"/>
+                <w:color w:val="1C2722"/>
+                <w:sz w:val="18"/>
+              </w:rPr>
+              <w:t>Establishes plan design and governance that represents best practices within Rewards programs.</w:t>
+            </w:r>
+          </w:p>
+        </w:tc>
+      </w:tr>
+      <w:tr>
+        <w:tc>
+          <w:tcPr>
+            <w:tcW w:type="dxa" w:w="5040"/>
+            <w:vAlign w:val="center"/>
+            <w:shd w:val="clear" w:color="auto" w:fill="F5F9ED"/>
+          </w:tcPr>
+          <w:p>
+            <w:pPr>
+              <w:spacing w:after="40" w:before="40"/>
+            </w:pPr>
+            <w:r>
+              <w:rPr>
+                <w:rFonts w:ascii="Arial" w:hAnsi="Arial"/>
+                <w:b/>
+                <w:i w:val="0"/>
+                <w:color w:val="01632D"/>
+                <w:sz w:val="18"/>
+              </w:rPr>
+              <w:t>L4</w:t>
+            </w:r>
+          </w:p>
+        </w:tc>
+        <w:tc>
+          <w:tcPr>
+            <w:tcW w:type="dxa" w:w="5040"/>
+            <w:vAlign w:val="center"/>
+          </w:tcPr>
+          <w:p>
+            <w:pPr>
+              <w:spacing w:after="40" w:before="40"/>
+            </w:pPr>
+            <w:r>
+              <w:rPr>
+                <w:rFonts w:ascii="Arial" w:hAnsi="Arial"/>
+                <w:b w:val="0"/>
+                <w:i w:val="0"/>
+                <w:color w:val="1C2722"/>
+                <w:sz w:val="18"/>
+              </w:rPr>
+              <w:t>Influence senior level stakeholders to ensure alignment and acceptance of Reward strategy, supported by external benchmarking.</w:t>
+            </w:r>
+          </w:p>
+        </w:tc>
+      </w:tr>
+      <w:tr>
+        <w:tc>
+          <w:tcPr>
+            <w:tcW w:type="dxa" w:w="5040"/>
+            <w:vAlign w:val="center"/>
+            <w:shd w:val="clear" w:color="auto" w:fill="F5F9ED"/>
+          </w:tcPr>
+          <w:p>
+            <w:pPr>
+              <w:spacing w:after="40" w:before="40"/>
+            </w:pPr>
+            <w:r>
+              <w:rPr>
+                <w:rFonts w:ascii="Arial" w:hAnsi="Arial"/>
+                <w:b/>
+                <w:i w:val="0"/>
+                <w:color w:val="01632D"/>
+                <w:sz w:val="18"/>
+              </w:rPr>
+              <w:t>L4</w:t>
+            </w:r>
+          </w:p>
+        </w:tc>
+        <w:tc>
+          <w:tcPr>
+            <w:tcW w:type="dxa" w:w="5040"/>
+            <w:vAlign w:val="center"/>
+          </w:tcPr>
+          <w:p>
+            <w:pPr>
+              <w:spacing w:after="40" w:before="40"/>
+            </w:pPr>
+            <w:r>
+              <w:rPr>
+                <w:rFonts w:ascii="Arial" w:hAnsi="Arial"/>
+                <w:b w:val="0"/>
+                <w:i w:val="0"/>
+                <w:color w:val="1C2722"/>
+                <w:sz w:val="18"/>
+              </w:rPr>
+              <w:t>Ensure compliance with governance requirements and manage exceptions to drive function and business solutions that support talent strategies.</w:t>
+            </w:r>
+          </w:p>
+        </w:tc>
+      </w:tr>
+    </w:tbl>
+    <w:p>
+      <w:pPr>
+        <w:spacing w:before="200" w:after="40"/>
+      </w:pPr>
+      <w:r>
+        <w:rPr>
+          <w:rFonts w:ascii="Georgia" w:hAnsi="Georgia"/>
+          <w:b/>
+          <w:i w:val="0"/>
+          <w:color w:val="01632D"/>
+          <w:sz w:val="26"/>
+        </w:rPr>
+        <w:t>Payroll Operations &amp; Compliance</w:t>
+      </w:r>
+    </w:p>
+    <w:p>
+      <w:pPr>
+        <w:spacing w:after="120" w:before="0"/>
+      </w:pPr>
+      <w:r>
+        <w:rPr>
+          <w:rFonts w:ascii="Arial" w:hAnsi="Arial"/>
+          <w:b w:val="0"/>
+          <w:i/>
+          <w:color w:val="707773"/>
+          <w:sz w:val="18"/>
+        </w:rPr>
+        <w:t>Carried by Leave &amp; Benefits Administration at use levels; owned by Payroll. Included for completeness; settled in Round 1. Statutory tax and labour-law depth is held in HR Compliance &amp; Workforce Risk.</w:t>
+      </w:r>
+    </w:p>
+    <w:tbl>
+      <w:tblPr>
+        <w:tblStyle w:val="TableGrid"/>
+        <w:tblW w:type="auto" w:w="0"/>
+        <w:jc w:val="left"/>
+        <w:tblLook w:firstColumn="1" w:firstRow="1" w:lastColumn="0" w:lastRow="0" w:noHBand="0" w:noVBand="1" w:val="04A0"/>
+      </w:tblPr>
+      <w:tblGrid>
+        <w:gridCol w:w="5040"/>
+        <w:gridCol w:w="5040"/>
+      </w:tblGrid>
+      <w:tr>
+        <w:trPr>
+          <w:tblHeader w:val="true"/>
+        </w:trPr>
+        <w:tc>
+          <w:tcPr>
+            <w:tcW w:type="dxa" w:w="5040"/>
+            <w:vAlign w:val="center"/>
+            <w:shd w:val="clear" w:color="auto" w:fill="00843D"/>
+          </w:tcPr>
+          <w:p>
+            <w:pPr>
+              <w:spacing w:after="40" w:before="40"/>
+            </w:pPr>
+            <w:r>
+              <w:rPr>
+                <w:rFonts w:ascii="Arial" w:hAnsi="Arial"/>
+                <w:b/>
+                <w:i w:val="0"/>
+                <w:color w:val="FFFFFF"/>
+                <w:sz w:val="20"/>
+              </w:rPr>
+              <w:t>Level</w:t>
+            </w:r>
+          </w:p>
+        </w:tc>
+        <w:tc>
+          <w:tcPr>
+            <w:tcW w:type="dxa" w:w="5040"/>
+            <w:vAlign w:val="center"/>
+            <w:shd w:val="clear" w:color="auto" w:fill="00843D"/>
+          </w:tcPr>
+          <w:p>
+            <w:pPr>
+              <w:spacing w:after="40" w:before="40"/>
+            </w:pPr>
+            <w:r>
+              <w:rPr>
+                <w:rFonts w:ascii="Arial" w:hAnsi="Arial"/>
+                <w:b/>
+                <w:i w:val="0"/>
+                <w:color w:val="FFFFFF"/>
+                <w:sz w:val="20"/>
+              </w:rPr>
+              <w:t>Behavioral indicators  (Level 1 basic to Level 4 expert)</w:t>
+            </w:r>
+          </w:p>
+        </w:tc>
+      </w:tr>
+      <w:tr>
+        <w:tc>
+          <w:tcPr>
+            <w:tcW w:type="dxa" w:w="5040"/>
+            <w:vAlign w:val="center"/>
+          </w:tcPr>
+          <w:p>
+            <w:pPr>
+              <w:spacing w:after="40" w:before="40"/>
+            </w:pPr>
+            <w:r>
+              <w:rPr>
+                <w:rFonts w:ascii="Arial" w:hAnsi="Arial"/>
+                <w:b/>
+                <w:i w:val="0"/>
+                <w:color w:val="1C2722"/>
+                <w:sz w:val="18"/>
+              </w:rPr>
+              <w:t>L1</w:t>
+            </w:r>
+          </w:p>
+        </w:tc>
+        <w:tc>
+          <w:tcPr>
+            <w:tcW w:type="dxa" w:w="5040"/>
+            <w:vAlign w:val="center"/>
+          </w:tcPr>
+          <w:p>
+            <w:pPr>
+              <w:spacing w:after="40" w:before="40"/>
+            </w:pPr>
+            <w:r>
+              <w:rPr>
+                <w:rFonts w:ascii="Arial" w:hAnsi="Arial"/>
+                <w:b w:val="0"/>
+                <w:i w:val="0"/>
+                <w:color w:val="1C2722"/>
+                <w:sz w:val="18"/>
+              </w:rPr>
+              <w:t>Identifies payroll calendars, timekeeping inputs, wage rules, and employee pay data requirements.</w:t>
+            </w:r>
+          </w:p>
+        </w:tc>
+      </w:tr>
+      <w:tr>
+        <w:tc>
+          <w:tcPr>
+            <w:tcW w:type="dxa" w:w="5040"/>
+            <w:vAlign w:val="center"/>
+          </w:tcPr>
+          <w:p>
+            <w:pPr>
+              <w:spacing w:after="40" w:before="40"/>
+            </w:pPr>
+            <w:r>
+              <w:rPr>
+                <w:rFonts w:ascii="Arial" w:hAnsi="Arial"/>
+                <w:b/>
+                <w:i w:val="0"/>
+                <w:color w:val="1C2722"/>
+                <w:sz w:val="18"/>
+              </w:rPr>
+              <w:t>L1</w:t>
+            </w:r>
+          </w:p>
+        </w:tc>
+        <w:tc>
+          <w:tcPr>
+            <w:tcW w:type="dxa" w:w="5040"/>
+            <w:vAlign w:val="center"/>
+          </w:tcPr>
+          <w:p>
+            <w:pPr>
+              <w:spacing w:after="40" w:before="40"/>
+            </w:pPr>
+            <w:r>
+              <w:rPr>
+                <w:rFonts w:ascii="Arial" w:hAnsi="Arial"/>
+                <w:b w:val="0"/>
+                <w:i w:val="0"/>
+                <w:color w:val="1C2722"/>
+                <w:sz w:val="18"/>
+              </w:rPr>
+              <w:t>Prepares payroll records, deduction files, issue tickets, and reconciliation support using standard templates.</w:t>
+            </w:r>
+          </w:p>
+        </w:tc>
+      </w:tr>
+      <w:tr>
+        <w:tc>
+          <w:tcPr>
+            <w:tcW w:type="dxa" w:w="5040"/>
+            <w:vAlign w:val="center"/>
+          </w:tcPr>
+          <w:p>
+            <w:pPr>
+              <w:spacing w:after="40" w:before="40"/>
+            </w:pPr>
+            <w:r>
+              <w:rPr>
+                <w:rFonts w:ascii="Arial" w:hAnsi="Arial"/>
+                <w:b/>
+                <w:i w:val="0"/>
+                <w:color w:val="1C2722"/>
+                <w:sz w:val="18"/>
+              </w:rPr>
+              <w:t>L1</w:t>
+            </w:r>
+          </w:p>
+        </w:tc>
+        <w:tc>
+          <w:tcPr>
+            <w:tcW w:type="dxa" w:w="5040"/>
+            <w:vAlign w:val="center"/>
+          </w:tcPr>
+          <w:p>
+            <w:pPr>
+              <w:spacing w:after="40" w:before="40"/>
+            </w:pPr>
+            <w:r>
+              <w:rPr>
+                <w:rFonts w:ascii="Arial" w:hAnsi="Arial"/>
+                <w:b w:val="0"/>
+                <w:i w:val="0"/>
+                <w:color w:val="1C2722"/>
+                <w:sz w:val="18"/>
+              </w:rPr>
+              <w:t>Follows payroll control checklists for data entry, approvals, cutoff dates, and confidentiality requirements.</w:t>
+            </w:r>
+          </w:p>
+        </w:tc>
+      </w:tr>
+      <w:tr>
+        <w:tc>
+          <w:tcPr>
+            <w:tcW w:type="dxa" w:w="5040"/>
+            <w:vAlign w:val="center"/>
+          </w:tcPr>
+          <w:p>
+            <w:pPr>
+              <w:spacing w:after="40" w:before="40"/>
+            </w:pPr>
+            <w:r>
+              <w:rPr>
+                <w:rFonts w:ascii="Arial" w:hAnsi="Arial"/>
+                <w:b/>
+                <w:i w:val="0"/>
+                <w:color w:val="1C2722"/>
+                <w:sz w:val="18"/>
+              </w:rPr>
+              <w:t>L2</w:t>
+            </w:r>
+          </w:p>
+        </w:tc>
+        <w:tc>
+          <w:tcPr>
+            <w:tcW w:type="dxa" w:w="5040"/>
+            <w:vAlign w:val="center"/>
+          </w:tcPr>
+          <w:p>
+            <w:pPr>
+              <w:spacing w:after="40" w:before="40"/>
+            </w:pPr>
+            <w:r>
+              <w:rPr>
+                <w:rFonts w:ascii="Arial" w:hAnsi="Arial"/>
+                <w:b w:val="0"/>
+                <w:i w:val="0"/>
+                <w:color w:val="1C2722"/>
+                <w:sz w:val="18"/>
+              </w:rPr>
+              <w:t>Processes payroll changes using timekeeping files, pay rules, benefits deductions, and approval evidence.</w:t>
+            </w:r>
+          </w:p>
+        </w:tc>
+      </w:tr>
+      <w:tr>
+        <w:tc>
+          <w:tcPr>
+            <w:tcW w:type="dxa" w:w="5040"/>
+            <w:vAlign w:val="center"/>
+          </w:tcPr>
+          <w:p>
+            <w:pPr>
+              <w:spacing w:after="40" w:before="40"/>
+            </w:pPr>
+            <w:r>
+              <w:rPr>
+                <w:rFonts w:ascii="Arial" w:hAnsi="Arial"/>
+                <w:b/>
+                <w:i w:val="0"/>
+                <w:color w:val="1C2722"/>
+                <w:sz w:val="18"/>
+              </w:rPr>
+              <w:t>L2</w:t>
+            </w:r>
+          </w:p>
+        </w:tc>
+        <w:tc>
+          <w:tcPr>
+            <w:tcW w:type="dxa" w:w="5040"/>
+            <w:vAlign w:val="center"/>
+          </w:tcPr>
+          <w:p>
+            <w:pPr>
+              <w:spacing w:after="40" w:before="40"/>
+            </w:pPr>
+            <w:r>
+              <w:rPr>
+                <w:rFonts w:ascii="Arial" w:hAnsi="Arial"/>
+                <w:b w:val="0"/>
+                <w:i w:val="0"/>
+                <w:color w:val="1C2722"/>
+                <w:sz w:val="18"/>
+              </w:rPr>
+              <w:t>Validates gross-to-net results, payroll exceptions, retroactive adjustments, and tax or wage compliance items.</w:t>
+            </w:r>
+          </w:p>
+        </w:tc>
+      </w:tr>
+      <w:tr>
+        <w:tc>
+          <w:tcPr>
+            <w:tcW w:type="dxa" w:w="5040"/>
+            <w:vAlign w:val="center"/>
+          </w:tcPr>
+          <w:p>
+            <w:pPr>
+              <w:spacing w:after="40" w:before="40"/>
+            </w:pPr>
+            <w:r>
+              <w:rPr>
+                <w:rFonts w:ascii="Arial" w:hAnsi="Arial"/>
+                <w:b/>
+                <w:i w:val="0"/>
+                <w:color w:val="1C2722"/>
+                <w:sz w:val="18"/>
+              </w:rPr>
+              <w:t>L2</w:t>
+            </w:r>
+          </w:p>
+        </w:tc>
+        <w:tc>
+          <w:tcPr>
+            <w:tcW w:type="dxa" w:w="5040"/>
+            <w:vAlign w:val="center"/>
+          </w:tcPr>
+          <w:p>
+            <w:pPr>
+              <w:spacing w:after="40" w:before="40"/>
+            </w:pPr>
+            <w:r>
+              <w:rPr>
+                <w:rFonts w:ascii="Arial" w:hAnsi="Arial"/>
+                <w:b w:val="0"/>
+                <w:i w:val="0"/>
+                <w:color w:val="1C2722"/>
+                <w:sz w:val="18"/>
+              </w:rPr>
+              <w:t>Maintains reconciliation logs, payroll issue trackers, service tickets, and regulatory reporting evidence.</w:t>
+            </w:r>
+          </w:p>
+        </w:tc>
+      </w:tr>
+      <w:tr>
+        <w:tc>
+          <w:tcPr>
+            <w:tcW w:type="dxa" w:w="5040"/>
+            <w:vAlign w:val="center"/>
+            <w:shd w:val="clear" w:color="auto" w:fill="F5F9ED"/>
+          </w:tcPr>
+          <w:p>
+            <w:pPr>
+              <w:spacing w:after="40" w:before="40"/>
+            </w:pPr>
+            <w:r>
+              <w:rPr>
+                <w:rFonts w:ascii="Arial" w:hAnsi="Arial"/>
+                <w:b/>
+                <w:i w:val="0"/>
+                <w:color w:val="01632D"/>
+                <w:sz w:val="18"/>
+              </w:rPr>
+              <w:t>L3</w:t>
+            </w:r>
+          </w:p>
+        </w:tc>
+        <w:tc>
+          <w:tcPr>
+            <w:tcW w:type="dxa" w:w="5040"/>
+            <w:vAlign w:val="center"/>
+          </w:tcPr>
+          <w:p>
+            <w:pPr>
+              <w:spacing w:after="40" w:before="40"/>
+            </w:pPr>
+            <w:r>
+              <w:rPr>
+                <w:rFonts w:ascii="Arial" w:hAnsi="Arial"/>
+                <w:b w:val="0"/>
+                <w:i w:val="0"/>
+                <w:color w:val="1C2722"/>
+                <w:sz w:val="18"/>
+              </w:rPr>
+              <w:t>Leads payroll control reviews using audit trails, exception reports, vendor files, and compliance criteria.</w:t>
+            </w:r>
+          </w:p>
+        </w:tc>
+      </w:tr>
+      <w:tr>
+        <w:tc>
+          <w:tcPr>
+            <w:tcW w:type="dxa" w:w="5040"/>
+            <w:vAlign w:val="center"/>
+            <w:shd w:val="clear" w:color="auto" w:fill="F5F9ED"/>
+          </w:tcPr>
+          <w:p>
+            <w:pPr>
+              <w:spacing w:after="40" w:before="40"/>
+            </w:pPr>
+            <w:r>
+              <w:rPr>
+                <w:rFonts w:ascii="Arial" w:hAnsi="Arial"/>
+                <w:b/>
+                <w:i w:val="0"/>
+                <w:color w:val="01632D"/>
+                <w:sz w:val="18"/>
+              </w:rPr>
+              <w:t>L3</w:t>
+            </w:r>
+          </w:p>
+        </w:tc>
+        <w:tc>
+          <w:tcPr>
+            <w:tcW w:type="dxa" w:w="5040"/>
+            <w:vAlign w:val="center"/>
+          </w:tcPr>
+          <w:p>
+            <w:pPr>
+              <w:spacing w:after="40" w:before="40"/>
+            </w:pPr>
+            <w:r>
+              <w:rPr>
+                <w:rFonts w:ascii="Arial" w:hAnsi="Arial"/>
+                <w:b w:val="0"/>
+                <w:i w:val="0"/>
+                <w:color w:val="1C2722"/>
+                <w:sz w:val="18"/>
+              </w:rPr>
+              <w:t>Evaluates payroll process risks across systems, countries, vendors, timekeeping interfaces, and escalation patterns.</w:t>
+            </w:r>
+          </w:p>
+        </w:tc>
+      </w:tr>
+      <w:tr>
+        <w:tc>
+          <w:tcPr>
+            <w:tcW w:type="dxa" w:w="5040"/>
+            <w:vAlign w:val="center"/>
+            <w:shd w:val="clear" w:color="auto" w:fill="F5F9ED"/>
+          </w:tcPr>
+          <w:p>
+            <w:pPr>
+              <w:spacing w:after="40" w:before="40"/>
+            </w:pPr>
+            <w:r>
+              <w:rPr>
+                <w:rFonts w:ascii="Arial" w:hAnsi="Arial"/>
+                <w:b/>
+                <w:i w:val="0"/>
+                <w:color w:val="01632D"/>
+                <w:sz w:val="18"/>
+              </w:rPr>
+              <w:t>L3</w:t>
+            </w:r>
+          </w:p>
+        </w:tc>
+        <w:tc>
+          <w:tcPr>
+            <w:tcW w:type="dxa" w:w="5040"/>
+            <w:vAlign w:val="center"/>
+          </w:tcPr>
+          <w:p>
+            <w:pPr>
+              <w:spacing w:after="40" w:before="40"/>
+            </w:pPr>
+            <w:r>
+              <w:rPr>
+                <w:rFonts w:ascii="Arial" w:hAnsi="Arial"/>
+                <w:b w:val="0"/>
+                <w:i w:val="0"/>
+                <w:color w:val="1C2722"/>
+                <w:sz w:val="18"/>
+              </w:rPr>
+              <w:t>Designs payroll improvement routines for accuracy, timeliness, compliance, and employee issue resolution.</w:t>
+            </w:r>
+          </w:p>
+        </w:tc>
+      </w:tr>
+      <w:tr>
+        <w:tc>
+          <w:tcPr>
+            <w:tcW w:type="dxa" w:w="5040"/>
+            <w:vAlign w:val="center"/>
+            <w:shd w:val="clear" w:color="auto" w:fill="F5F9ED"/>
+          </w:tcPr>
+          <w:p>
+            <w:pPr>
+              <w:spacing w:after="40" w:before="40"/>
+            </w:pPr>
+            <w:r>
+              <w:rPr>
+                <w:rFonts w:ascii="Arial" w:hAnsi="Arial"/>
+                <w:b/>
+                <w:i w:val="0"/>
+                <w:color w:val="01632D"/>
+                <w:sz w:val="18"/>
+              </w:rPr>
+              <w:t>L4</w:t>
+            </w:r>
+          </w:p>
+        </w:tc>
+        <w:tc>
+          <w:tcPr>
+            <w:tcW w:type="dxa" w:w="5040"/>
+            <w:vAlign w:val="center"/>
+          </w:tcPr>
+          <w:p>
+            <w:pPr>
+              <w:spacing w:after="40" w:before="40"/>
+            </w:pPr>
+            <w:r>
+              <w:rPr>
+                <w:rFonts w:ascii="Arial" w:hAnsi="Arial"/>
+                <w:b w:val="0"/>
+                <w:i w:val="0"/>
+                <w:color w:val="1C2722"/>
+                <w:sz w:val="18"/>
+              </w:rPr>
+              <w:t>Establishes enterprise payroll control standards for process governance, reconciliation, compliance, and issue management.</w:t>
+            </w:r>
+          </w:p>
+        </w:tc>
+      </w:tr>
+      <w:tr>
+        <w:tc>
+          <w:tcPr>
+            <w:tcW w:type="dxa" w:w="5040"/>
+            <w:vAlign w:val="center"/>
+            <w:shd w:val="clear" w:color="auto" w:fill="F5F9ED"/>
+          </w:tcPr>
+          <w:p>
+            <w:pPr>
+              <w:spacing w:after="40" w:before="40"/>
+            </w:pPr>
+            <w:r>
+              <w:rPr>
+                <w:rFonts w:ascii="Arial" w:hAnsi="Arial"/>
+                <w:b/>
+                <w:i w:val="0"/>
+                <w:color w:val="01632D"/>
+                <w:sz w:val="18"/>
+              </w:rPr>
+              <w:t>L4</w:t>
+            </w:r>
+          </w:p>
+        </w:tc>
+        <w:tc>
+          <w:tcPr>
+            <w:tcW w:type="dxa" w:w="5040"/>
+            <w:vAlign w:val="center"/>
+          </w:tcPr>
+          <w:p>
+            <w:pPr>
+              <w:spacing w:after="40" w:before="40"/>
+            </w:pPr>
+            <w:r>
+              <w:rPr>
+                <w:rFonts w:ascii="Arial" w:hAnsi="Arial"/>
+                <w:b w:val="0"/>
+                <w:i w:val="0"/>
+                <w:color w:val="1C2722"/>
+                <w:sz w:val="18"/>
+              </w:rPr>
+              <w:t>Approves payroll operating models, vendor controls, system change criteria, and audit response methods.</w:t>
+            </w:r>
+          </w:p>
+        </w:tc>
+      </w:tr>
+      <w:tr>
+        <w:tc>
+          <w:tcPr>
+            <w:tcW w:type="dxa" w:w="5040"/>
+            <w:vAlign w:val="center"/>
+            <w:shd w:val="clear" w:color="auto" w:fill="F5F9ED"/>
+          </w:tcPr>
+          <w:p>
+            <w:pPr>
+              <w:spacing w:after="40" w:before="40"/>
+            </w:pPr>
+            <w:r>
+              <w:rPr>
+                <w:rFonts w:ascii="Arial" w:hAnsi="Arial"/>
+                <w:b/>
+                <w:i w:val="0"/>
+                <w:color w:val="01632D"/>
+                <w:sz w:val="18"/>
+              </w:rPr>
+              <w:t>L4</w:t>
+            </w:r>
+          </w:p>
+        </w:tc>
+        <w:tc>
+          <w:tcPr>
+            <w:tcW w:type="dxa" w:w="5040"/>
+            <w:vAlign w:val="center"/>
+          </w:tcPr>
+          <w:p>
+            <w:pPr>
+              <w:spacing w:after="40" w:before="40"/>
+            </w:pPr>
+            <w:r>
+              <w:rPr>
+                <w:rFonts w:ascii="Arial" w:hAnsi="Arial"/>
+                <w:b w:val="0"/>
+                <w:i w:val="0"/>
+                <w:color w:val="1C2722"/>
+                <w:sz w:val="18"/>
+              </w:rPr>
+              <w:t>Develops advanced payroll-control diagnostics, reconciliation methods, and issue-resolution playbooks for complex pay scenarios.</w:t>
+            </w:r>
+          </w:p>
+        </w:tc>
+      </w:tr>
+    </w:tbl>
+    <w:p>
+      <w:pPr>
+        <w:spacing w:before="200" w:after="40"/>
+      </w:pPr>
+      <w:r>
+        <w:rPr>
+          <w:rFonts w:ascii="Georgia" w:hAnsi="Georgia"/>
+          <w:b/>
+          <w:i w:val="0"/>
+          <w:color w:val="01632D"/>
+          <w:sz w:val="26"/>
+        </w:rPr>
+        <w:t>Workforce Analytics &amp; HR Insights</w:t>
+      </w:r>
+    </w:p>
+    <w:p>
+      <w:pPr>
+        <w:spacing w:after="120" w:before="0"/>
+      </w:pPr>
+      <w:r>
+        <w:rPr>
+          <w:rFonts w:ascii="Arial" w:hAnsi="Arial"/>
+          <w:b w:val="0"/>
+          <w:i/>
+          <w:color w:val="707773"/>
+          <w:sz w:val="18"/>
+        </w:rPr>
+        <w:t>Used by both specializations at a benefits- and rewards-reporting level, not built by them. Included for completeness; settled in Round 1 (an earlier weakest-importance label was a corrected data error).</w:t>
+      </w:r>
+    </w:p>
+    <w:tbl>
+      <w:tblPr>
+        <w:tblStyle w:val="TableGrid"/>
+        <w:tblW w:type="auto" w:w="0"/>
+        <w:jc w:val="left"/>
+        <w:tblLook w:firstColumn="1" w:firstRow="1" w:lastColumn="0" w:lastRow="0" w:noHBand="0" w:noVBand="1" w:val="04A0"/>
+      </w:tblPr>
+      <w:tblGrid>
+        <w:gridCol w:w="5040"/>
+        <w:gridCol w:w="5040"/>
+      </w:tblGrid>
+      <w:tr>
+        <w:trPr>
+          <w:tblHeader w:val="true"/>
+        </w:trPr>
+        <w:tc>
+          <w:tcPr>
+            <w:tcW w:type="dxa" w:w="5040"/>
+            <w:vAlign w:val="center"/>
+            <w:shd w:val="clear" w:color="auto" w:fill="00843D"/>
+          </w:tcPr>
+          <w:p>
+            <w:pPr>
+              <w:spacing w:after="40" w:before="40"/>
+            </w:pPr>
+            <w:r>
+              <w:rPr>
+                <w:rFonts w:ascii="Arial" w:hAnsi="Arial"/>
+                <w:b/>
+                <w:i w:val="0"/>
+                <w:color w:val="FFFFFF"/>
+                <w:sz w:val="20"/>
+              </w:rPr>
+              <w:t>Level</w:t>
+            </w:r>
+          </w:p>
+        </w:tc>
+        <w:tc>
+          <w:tcPr>
+            <w:tcW w:type="dxa" w:w="5040"/>
+            <w:vAlign w:val="center"/>
+            <w:shd w:val="clear" w:color="auto" w:fill="00843D"/>
+          </w:tcPr>
+          <w:p>
+            <w:pPr>
+              <w:spacing w:after="40" w:before="40"/>
+            </w:pPr>
+            <w:r>
+              <w:rPr>
+                <w:rFonts w:ascii="Arial" w:hAnsi="Arial"/>
+                <w:b/>
+                <w:i w:val="0"/>
+                <w:color w:val="FFFFFF"/>
+                <w:sz w:val="20"/>
+              </w:rPr>
+              <w:t>Behavioral indicators  (Level 1 basic to Level 4 expert)</w:t>
+            </w:r>
+          </w:p>
+        </w:tc>
+      </w:tr>
+      <w:tr>
+        <w:tc>
+          <w:tcPr>
+            <w:tcW w:type="dxa" w:w="5040"/>
+            <w:vAlign w:val="center"/>
+          </w:tcPr>
+          <w:p>
+            <w:pPr>
+              <w:spacing w:after="40" w:before="40"/>
+            </w:pPr>
+            <w:r>
+              <w:rPr>
+                <w:rFonts w:ascii="Arial" w:hAnsi="Arial"/>
+                <w:b/>
+                <w:i w:val="0"/>
+                <w:color w:val="1C2722"/>
+                <w:sz w:val="18"/>
+              </w:rPr>
+              <w:t>L1</w:t>
+            </w:r>
+          </w:p>
+        </w:tc>
+        <w:tc>
+          <w:tcPr>
+            <w:tcW w:type="dxa" w:w="5040"/>
+            <w:vAlign w:val="center"/>
+          </w:tcPr>
+          <w:p>
+            <w:pPr>
+              <w:spacing w:after="40" w:before="40"/>
+            </w:pPr>
+            <w:r>
+              <w:rPr>
+                <w:rFonts w:ascii="Arial" w:hAnsi="Arial"/>
+                <w:b w:val="0"/>
+                <w:i w:val="0"/>
+                <w:color w:val="1C2722"/>
+                <w:sz w:val="18"/>
+              </w:rPr>
+              <w:t>Identifies HR source systems, metric definitions, population rules, dashboard filters, and privacy requirements for assigned reports.</w:t>
+            </w:r>
+          </w:p>
+        </w:tc>
+      </w:tr>
+      <w:tr>
+        <w:tc>
+          <w:tcPr>
+            <w:tcW w:type="dxa" w:w="5040"/>
+            <w:vAlign w:val="center"/>
+          </w:tcPr>
+          <w:p>
+            <w:pPr>
+              <w:spacing w:after="40" w:before="40"/>
+            </w:pPr>
+            <w:r>
+              <w:rPr>
+                <w:rFonts w:ascii="Arial" w:hAnsi="Arial"/>
+                <w:b/>
+                <w:i w:val="0"/>
+                <w:color w:val="1C2722"/>
+                <w:sz w:val="18"/>
+              </w:rPr>
+              <w:t>L1</w:t>
+            </w:r>
+          </w:p>
+        </w:tc>
+        <w:tc>
+          <w:tcPr>
+            <w:tcW w:type="dxa" w:w="5040"/>
+            <w:vAlign w:val="center"/>
+          </w:tcPr>
+          <w:p>
+            <w:pPr>
+              <w:spacing w:after="40" w:before="40"/>
+            </w:pPr>
+            <w:r>
+              <w:rPr>
+                <w:rFonts w:ascii="Arial" w:hAnsi="Arial"/>
+                <w:b w:val="0"/>
+                <w:i w:val="0"/>
+                <w:color w:val="1C2722"/>
+                <w:sz w:val="18"/>
+              </w:rPr>
+              <w:t>Prepares workforce data extracts, reconciliation notes, and metric summaries using approved HR reporting definitions.</w:t>
+            </w:r>
+          </w:p>
+        </w:tc>
+      </w:tr>
+      <w:tr>
+        <w:tc>
+          <w:tcPr>
+            <w:tcW w:type="dxa" w:w="5040"/>
+            <w:vAlign w:val="center"/>
+          </w:tcPr>
+          <w:p>
+            <w:pPr>
+              <w:spacing w:after="40" w:before="40"/>
+            </w:pPr>
+            <w:r>
+              <w:rPr>
+                <w:rFonts w:ascii="Arial" w:hAnsi="Arial"/>
+                <w:b/>
+                <w:i w:val="0"/>
+                <w:color w:val="1C2722"/>
+                <w:sz w:val="18"/>
+              </w:rPr>
+              <w:t>L1</w:t>
+            </w:r>
+          </w:p>
+        </w:tc>
+        <w:tc>
+          <w:tcPr>
+            <w:tcW w:type="dxa" w:w="5040"/>
+            <w:vAlign w:val="center"/>
+          </w:tcPr>
+          <w:p>
+            <w:pPr>
+              <w:spacing w:after="40" w:before="40"/>
+            </w:pPr>
+            <w:r>
+              <w:rPr>
+                <w:rFonts w:ascii="Arial" w:hAnsi="Arial"/>
+                <w:b w:val="0"/>
+                <w:i w:val="0"/>
+                <w:color w:val="1C2722"/>
+                <w:sz w:val="18"/>
+              </w:rPr>
+              <w:t>Logs data-quality exceptions, access constraints, and evidence sources in analytics request trackers.</w:t>
+            </w:r>
+          </w:p>
+        </w:tc>
+      </w:tr>
+      <w:tr>
+        <w:tc>
+          <w:tcPr>
+            <w:tcW w:type="dxa" w:w="5040"/>
+            <w:vAlign w:val="center"/>
+          </w:tcPr>
+          <w:p>
+            <w:pPr>
+              <w:spacing w:after="40" w:before="40"/>
+            </w:pPr>
+            <w:r>
+              <w:rPr>
+                <w:rFonts w:ascii="Arial" w:hAnsi="Arial"/>
+                <w:b/>
+                <w:i w:val="0"/>
+                <w:color w:val="1C2722"/>
+                <w:sz w:val="18"/>
+              </w:rPr>
+              <w:t>L2</w:t>
+            </w:r>
+          </w:p>
+        </w:tc>
+        <w:tc>
+          <w:tcPr>
+            <w:tcW w:type="dxa" w:w="5040"/>
+            <w:vAlign w:val="center"/>
+          </w:tcPr>
+          <w:p>
+            <w:pPr>
+              <w:spacing w:after="40" w:before="40"/>
+            </w:pPr>
+            <w:r>
+              <w:rPr>
+                <w:rFonts w:ascii="Arial" w:hAnsi="Arial"/>
+                <w:b w:val="0"/>
+                <w:i w:val="0"/>
+                <w:color w:val="1C2722"/>
+                <w:sz w:val="18"/>
+              </w:rPr>
+              <w:t>Builds HR dashboards using population logic, metric calculations, segmentation variables, and source-system refresh schedules.</w:t>
+            </w:r>
+          </w:p>
+        </w:tc>
+      </w:tr>
+      <w:tr>
+        <w:tc>
+          <w:tcPr>
+            <w:tcW w:type="dxa" w:w="5040"/>
+            <w:vAlign w:val="center"/>
+          </w:tcPr>
+          <w:p>
+            <w:pPr>
+              <w:spacing w:after="40" w:before="40"/>
+            </w:pPr>
+            <w:r>
+              <w:rPr>
+                <w:rFonts w:ascii="Arial" w:hAnsi="Arial"/>
+                <w:b/>
+                <w:i w:val="0"/>
+                <w:color w:val="1C2722"/>
+                <w:sz w:val="18"/>
+              </w:rPr>
+              <w:t>L2</w:t>
+            </w:r>
+          </w:p>
+        </w:tc>
+        <w:tc>
+          <w:tcPr>
+            <w:tcW w:type="dxa" w:w="5040"/>
+            <w:vAlign w:val="center"/>
+          </w:tcPr>
+          <w:p>
+            <w:pPr>
+              <w:spacing w:after="40" w:before="40"/>
+            </w:pPr>
+            <w:r>
+              <w:rPr>
+                <w:rFonts w:ascii="Arial" w:hAnsi="Arial"/>
+                <w:b w:val="0"/>
+                <w:i w:val="0"/>
+                <w:color w:val="1C2722"/>
+                <w:sz w:val="18"/>
+              </w:rPr>
+              <w:t>Validates workforce metrics against the core HR system, payroll, recruiting, learning, and case-management source records.</w:t>
+            </w:r>
+          </w:p>
+        </w:tc>
+      </w:tr>
+      <w:tr>
+        <w:tc>
+          <w:tcPr>
+            <w:tcW w:type="dxa" w:w="5040"/>
+            <w:vAlign w:val="center"/>
+          </w:tcPr>
+          <w:p>
+            <w:pPr>
+              <w:spacing w:after="40" w:before="40"/>
+            </w:pPr>
+            <w:r>
+              <w:rPr>
+                <w:rFonts w:ascii="Arial" w:hAnsi="Arial"/>
+                <w:b/>
+                <w:i w:val="0"/>
+                <w:color w:val="1C2722"/>
+                <w:sz w:val="18"/>
+              </w:rPr>
+              <w:t>L2</w:t>
+            </w:r>
+          </w:p>
+        </w:tc>
+        <w:tc>
+          <w:tcPr>
+            <w:tcW w:type="dxa" w:w="5040"/>
+            <w:vAlign w:val="center"/>
+          </w:tcPr>
+          <w:p>
+            <w:pPr>
+              <w:spacing w:after="40" w:before="40"/>
+            </w:pPr>
+            <w:r>
+              <w:rPr>
+                <w:rFonts w:ascii="Arial" w:hAnsi="Arial"/>
+                <w:b w:val="0"/>
+                <w:i w:val="0"/>
+                <w:color w:val="1C2722"/>
+                <w:sz w:val="18"/>
+              </w:rPr>
+              <w:t>Documents insight summaries with caveats, privacy thresholds, and recommended interpretation boundaries.</w:t>
+            </w:r>
+          </w:p>
+        </w:tc>
+      </w:tr>
+      <w:tr>
+        <w:tc>
+          <w:tcPr>
+            <w:tcW w:type="dxa" w:w="5040"/>
+            <w:vAlign w:val="center"/>
+            <w:shd w:val="clear" w:color="auto" w:fill="F5F9ED"/>
+          </w:tcPr>
+          <w:p>
+            <w:pPr>
+              <w:spacing w:after="40" w:before="40"/>
+            </w:pPr>
+            <w:r>
+              <w:rPr>
+                <w:rFonts w:ascii="Arial" w:hAnsi="Arial"/>
+                <w:b/>
+                <w:i w:val="0"/>
+                <w:color w:val="01632D"/>
+                <w:sz w:val="18"/>
+              </w:rPr>
+              <w:t>L3</w:t>
+            </w:r>
+          </w:p>
+        </w:tc>
+        <w:tc>
+          <w:tcPr>
+            <w:tcW w:type="dxa" w:w="5040"/>
+            <w:vAlign w:val="center"/>
+          </w:tcPr>
+          <w:p>
+            <w:pPr>
+              <w:spacing w:after="40" w:before="40"/>
+            </w:pPr>
+            <w:r>
+              <w:rPr>
+                <w:rFonts w:ascii="Arial" w:hAnsi="Arial"/>
+                <w:b w:val="0"/>
+                <w:i w:val="0"/>
+                <w:color w:val="1C2722"/>
+                <w:sz w:val="18"/>
+              </w:rPr>
+              <w:t>Designs workforce analytics products using data models, cohort definitions, controls, and narrative-driven reporting plans.</w:t>
+            </w:r>
+          </w:p>
+        </w:tc>
+      </w:tr>
+      <w:tr>
+        <w:tc>
+          <w:tcPr>
+            <w:tcW w:type="dxa" w:w="5040"/>
+            <w:vAlign w:val="center"/>
+            <w:shd w:val="clear" w:color="auto" w:fill="F5F9ED"/>
+          </w:tcPr>
+          <w:p>
+            <w:pPr>
+              <w:spacing w:after="40" w:before="40"/>
+            </w:pPr>
+            <w:r>
+              <w:rPr>
+                <w:rFonts w:ascii="Arial" w:hAnsi="Arial"/>
+                <w:b/>
+                <w:i w:val="0"/>
+                <w:color w:val="01632D"/>
+                <w:sz w:val="18"/>
+              </w:rPr>
+              <w:t>L3</w:t>
+            </w:r>
+          </w:p>
+        </w:tc>
+        <w:tc>
+          <w:tcPr>
+            <w:tcW w:type="dxa" w:w="5040"/>
+            <w:vAlign w:val="center"/>
+          </w:tcPr>
+          <w:p>
+            <w:pPr>
+              <w:spacing w:after="40" w:before="40"/>
+            </w:pPr>
+            <w:r>
+              <w:rPr>
+                <w:rFonts w:ascii="Arial" w:hAnsi="Arial"/>
+                <w:b w:val="0"/>
+                <w:i w:val="0"/>
+                <w:color w:val="1C2722"/>
+                <w:sz w:val="18"/>
+              </w:rPr>
+              <w:t>Analyzes workforce patterns through trend, cohort, funnel, variance, predictive, and risk methods.</w:t>
+            </w:r>
+          </w:p>
+        </w:tc>
+      </w:tr>
+      <w:tr>
+        <w:tc>
+          <w:tcPr>
+            <w:tcW w:type="dxa" w:w="5040"/>
+            <w:vAlign w:val="center"/>
+            <w:shd w:val="clear" w:color="auto" w:fill="F5F9ED"/>
+          </w:tcPr>
+          <w:p>
+            <w:pPr>
+              <w:spacing w:after="40" w:before="40"/>
+            </w:pPr>
+            <w:r>
+              <w:rPr>
+                <w:rFonts w:ascii="Arial" w:hAnsi="Arial"/>
+                <w:b/>
+                <w:i w:val="0"/>
+                <w:color w:val="01632D"/>
+                <w:sz w:val="18"/>
+              </w:rPr>
+              <w:t>L3</w:t>
+            </w:r>
+          </w:p>
+        </w:tc>
+        <w:tc>
+          <w:tcPr>
+            <w:tcW w:type="dxa" w:w="5040"/>
+            <w:vAlign w:val="center"/>
+          </w:tcPr>
+          <w:p>
+            <w:pPr>
+              <w:spacing w:after="40" w:before="40"/>
+            </w:pPr>
+            <w:r>
+              <w:rPr>
+                <w:rFonts w:ascii="Arial" w:hAnsi="Arial"/>
+                <w:b w:val="0"/>
+                <w:i w:val="0"/>
+                <w:color w:val="1C2722"/>
+                <w:sz w:val="18"/>
+              </w:rPr>
+              <w:t>Leads metric-governance reviews that align HR definitions, privacy thresholds, quality rules, and decision use cases.</w:t>
+            </w:r>
+          </w:p>
+        </w:tc>
+      </w:tr>
+      <w:tr>
+        <w:tc>
+          <w:tcPr>
+            <w:tcW w:type="dxa" w:w="5040"/>
+            <w:vAlign w:val="center"/>
+            <w:shd w:val="clear" w:color="auto" w:fill="F5F9ED"/>
+          </w:tcPr>
+          <w:p>
+            <w:pPr>
+              <w:spacing w:after="40" w:before="40"/>
+            </w:pPr>
+            <w:r>
+              <w:rPr>
+                <w:rFonts w:ascii="Arial" w:hAnsi="Arial"/>
+                <w:b/>
+                <w:i w:val="0"/>
+                <w:color w:val="01632D"/>
+                <w:sz w:val="18"/>
+              </w:rPr>
+              <w:t>L4</w:t>
+            </w:r>
+          </w:p>
+        </w:tc>
+        <w:tc>
+          <w:tcPr>
+            <w:tcW w:type="dxa" w:w="5040"/>
+            <w:vAlign w:val="center"/>
+          </w:tcPr>
+          <w:p>
+            <w:pPr>
+              <w:spacing w:after="40" w:before="40"/>
+            </w:pPr>
+            <w:r>
+              <w:rPr>
+                <w:rFonts w:ascii="Arial" w:hAnsi="Arial"/>
+                <w:b w:val="0"/>
+                <w:i w:val="0"/>
+                <w:color w:val="1C2722"/>
+                <w:sz w:val="18"/>
+              </w:rPr>
+              <w:t>Establishes workforce analytics standards for HR metric architecture, source-system governance, privacy controls, and validation methods.</w:t>
+            </w:r>
+          </w:p>
+        </w:tc>
+      </w:tr>
+      <w:tr>
+        <w:tc>
+          <w:tcPr>
+            <w:tcW w:type="dxa" w:w="5040"/>
+            <w:vAlign w:val="center"/>
+            <w:shd w:val="clear" w:color="auto" w:fill="F5F9ED"/>
+          </w:tcPr>
+          <w:p>
+            <w:pPr>
+              <w:spacing w:after="40" w:before="40"/>
+            </w:pPr>
+            <w:r>
+              <w:rPr>
+                <w:rFonts w:ascii="Arial" w:hAnsi="Arial"/>
+                <w:b/>
+                <w:i w:val="0"/>
+                <w:color w:val="01632D"/>
+                <w:sz w:val="18"/>
+              </w:rPr>
+              <w:t>L4</w:t>
+            </w:r>
+          </w:p>
+        </w:tc>
+        <w:tc>
+          <w:tcPr>
+            <w:tcW w:type="dxa" w:w="5040"/>
+            <w:vAlign w:val="center"/>
+          </w:tcPr>
+          <w:p>
+            <w:pPr>
+              <w:spacing w:after="40" w:before="40"/>
+            </w:pPr>
+            <w:r>
+              <w:rPr>
+                <w:rFonts w:ascii="Arial" w:hAnsi="Arial"/>
+                <w:b w:val="0"/>
+                <w:i w:val="0"/>
+                <w:color w:val="1C2722"/>
+                <w:sz w:val="18"/>
+              </w:rPr>
+              <w:t>Approves analytics product portfolios, workforce insight frameworks, model-risk criteria, and ethical-use guardrails.</w:t>
+            </w:r>
+          </w:p>
+        </w:tc>
+      </w:tr>
+      <w:tr>
+        <w:tc>
+          <w:tcPr>
+            <w:tcW w:type="dxa" w:w="5040"/>
+            <w:vAlign w:val="center"/>
+            <w:shd w:val="clear" w:color="auto" w:fill="F5F9ED"/>
+          </w:tcPr>
+          <w:p>
+            <w:pPr>
+              <w:spacing w:after="40" w:before="40"/>
+            </w:pPr>
+            <w:r>
+              <w:rPr>
+                <w:rFonts w:ascii="Arial" w:hAnsi="Arial"/>
+                <w:b/>
+                <w:i w:val="0"/>
+                <w:color w:val="01632D"/>
+                <w:sz w:val="18"/>
+              </w:rPr>
+              <w:t>L4</w:t>
+            </w:r>
+          </w:p>
+        </w:tc>
+        <w:tc>
+          <w:tcPr>
+            <w:tcW w:type="dxa" w:w="5040"/>
+            <w:vAlign w:val="center"/>
+          </w:tcPr>
+          <w:p>
+            <w:pPr>
+              <w:spacing w:after="40" w:before="40"/>
+            </w:pPr>
+            <w:r>
+              <w:rPr>
+                <w:rFonts w:ascii="Arial" w:hAnsi="Arial"/>
+                <w:b w:val="0"/>
+                <w:i w:val="0"/>
+                <w:color w:val="1C2722"/>
+                <w:sz w:val="18"/>
+              </w:rPr>
+              <w:t>Develops reusable measurement designs, validation protocols, and narrative-driven reporting standards for ambiguous workforce decisions.</w:t>
             </w:r>
           </w:p>
         </w:tc>

--- a/r2-sme-packet-generator/outputs/HR_R2_SME_Review_Packet_Benefits_Leave_Benefits_Administration.docx
+++ b/r2-sme-packet-generator/outputs/HR_R2_SME_Review_Packet_Benefits_Leave_Benefits_Administration.docx
@@ -5270,7 +5270,7 @@
                 <w:color w:val="1C2722"/>
                 <w:sz w:val="18"/>
               </w:rPr>
-              <w:t>Benefits rated and carries Compensation with a rewards lens; the competency is owned by the Compensation specialization, not by this pairing.</w:t>
+              <w:t>The Benefits reviewer (Kori Chavez) noted the behavioral indicators are primarily compensation-focused and not central to the day-to-day responsibilities of the Benefits COE, and so did not recommend edits; the competency is owned by the Compensation specialization.</w:t>
             </w:r>
           </w:p>
         </w:tc>
@@ -5312,7 +5312,7 @@
                 <w:color w:val="1C2722"/>
                 <w:sz w:val="18"/>
               </w:rPr>
-              <w:t>Carried by Benefits at advise level (Levels 1 to 2); the authoritative owner version is governed in the Total Rewards session. No change requested here.</w:t>
+              <w:t>Carried by Benefits at advise level only (close partnership with Compensation); no edits requested. The authoritative owner version is governed in the Total Rewards session.</w:t>
             </w:r>
           </w:p>
         </w:tc>
@@ -5614,7 +5614,7 @@
                 <w:color w:val="1C2722"/>
                 <w:sz w:val="18"/>
               </w:rPr>
-              <w:t>Used by both specializations at a benefits- and rewards-reporting level (utilization, cost modeling, vendor performance); an earlier weakest-importance label was a data error.</w:t>
+              <w:t>Benefits updated the indicators with a benefits data-analytics and reporting lens — utilization trends, financial forecasting, vendor performance, employee insights, cost modeling, engagement metrics, and outcomes tracking (about 101 tracked insertions); Leave &amp; Benefits Administration mirrored the edits with a support framing. An earlier weakest-importance label was a corrected data error.</w:t>
             </w:r>
           </w:p>
         </w:tc>
@@ -5632,10 +5632,10 @@
                 <w:rFonts w:ascii="Arial" w:hAnsi="Arial"/>
                 <w:b/>
                 <w:i w:val="0"/>
-                <w:color w:val="C50F1F"/>
+                <w:color w:val="00843D"/>
                 <w:sz w:val="18"/>
               </w:rPr>
-              <w:t>Corrected</w:t>
+              <w:t>Applied</w:t>
             </w:r>
           </w:p>
         </w:tc>
@@ -5656,7 +5656,7 @@
                 <w:color w:val="1C2722"/>
                 <w:sz w:val="18"/>
               </w:rPr>
-              <w:t>Kept at use-not-own levels (Levels 1 to 2); the corrected importance applies. Build-level work sits with roles closer to the analytics.</w:t>
+              <w:t>The benefits data-analytics and reporting lens was applied to the indicator examples; kept at use-not-own levels (Levels 1 to 2), with the corrected importance. Build-level work sits with roles closer to the analytics.</w:t>
             </w:r>
           </w:p>
         </w:tc>
